--- a/Ausgabe/Klasse_9.docx
+++ b/Ausgabe/Klasse_9.docx
@@ -1353,7 +1353,7 @@
       <w:rPr>
         <w:sz w:val="16"/>
       </w:rPr>
-      <w:t>Unterrichtsmaterial Oberschule Sachsen · Version v0.4.0-319-gc4b6538-dirty · Build 16.08.2026</w:t>
+      <w:t>Unterrichtsmaterial Oberschule Sachsen · Version v0.4.0-322-g516fad1-dirty · Build 17.08.2026</w:t>
     </w:r>
   </w:p>
 </w:ftr>

--- a/Ausgabe/Klasse_9.docx
+++ b/Ausgabe/Klasse_9.docx
@@ -1353,7 +1353,7 @@
       <w:rPr>
         <w:sz w:val="16"/>
       </w:rPr>
-      <w:t>Unterrichtsmaterial Oberschule Sachsen · Version v0.4.0-322-g516fad1-dirty · Build 17.08.2026</w:t>
+      <w:t>Unterrichtsmaterial Oberschule Sachsen · Version v0.4.0-327-g8416f81-dirty · Build 17.08.2026</w:t>
     </w:r>
   </w:p>
 </w:ftr>

--- a/Ausgabe/Klasse_9.docx
+++ b/Ausgabe/Klasse_9.docx
@@ -1353,7 +1353,7 @@
       <w:rPr>
         <w:sz w:val="16"/>
       </w:rPr>
-      <w:t>Unterrichtsmaterial Oberschule Sachsen · Version v0.4.0-327-g8416f81-dirty · Build 17.08.2026</w:t>
+      <w:t>Unterrichtsmaterial Oberschule Sachsen · Version v0.4.0-333-gbccbada-dirty · Build 17.08.2026</w:t>
     </w:r>
   </w:p>
 </w:ftr>

--- a/Ausgabe/Klasse_9.docx
+++ b/Ausgabe/Klasse_9.docx
@@ -1353,7 +1353,7 @@
       <w:rPr>
         <w:sz w:val="16"/>
       </w:rPr>
-      <w:t>Unterrichtsmaterial Oberschule Sachsen · Version v0.4.0-333-gbccbada-dirty · Build 17.08.2026</w:t>
+      <w:t>Unterrichtsmaterial Oberschule Sachsen · Version v0.4.0-341-g0b15cca-dirty · Build 17.08.2026</w:t>
     </w:r>
   </w:p>
 </w:ftr>

--- a/Ausgabe/Klasse_9.docx
+++ b/Ausgabe/Klasse_9.docx
@@ -1353,7 +1353,7 @@
       <w:rPr>
         <w:sz w:val="16"/>
       </w:rPr>
-      <w:t>Unterrichtsmaterial Oberschule Sachsen · Version v0.4.0-341-g0b15cca-dirty · Build 17.08.2026</w:t>
+      <w:t>Unterrichtsmaterial Oberschule Sachsen · Version v0.4.0-356-g3db0967-dirty · Build 17.08.2026</w:t>
     </w:r>
   </w:p>
 </w:ftr>

--- a/Ausgabe/Klasse_9.docx
+++ b/Ausgabe/Klasse_9.docx
@@ -1353,7 +1353,7 @@
       <w:rPr>
         <w:sz w:val="16"/>
       </w:rPr>
-      <w:t>Unterrichtsmaterial Oberschule Sachsen · Version v0.4.0-356-g3db0967-dirty · Build 17.08.2026</w:t>
+      <w:t>Unterrichtsmaterial Oberschule Sachsen · Version v0.4.0-376-gf442749-dirty · Build 17.08.2026</w:t>
     </w:r>
   </w:p>
 </w:ftr>

--- a/Ausgabe/Klasse_9.docx
+++ b/Ausgabe/Klasse_9.docx
@@ -1353,7 +1353,7 @@
       <w:rPr>
         <w:sz w:val="16"/>
       </w:rPr>
-      <w:t>Unterrichtsmaterial Oberschule Sachsen · Version v0.4.0-356-g3db0967-dirty · Build 17.08.2026</w:t>
+      <w:t>Unterrichtsmaterial Oberschule Sachsen · Version v0.4.0-376-g6ba679b-dirty · Build 17.08.2026</w:t>
     </w:r>
   </w:p>
 </w:ftr>

--- a/Ausgabe/Klasse_9.docx
+++ b/Ausgabe/Klasse_9.docx
@@ -1353,7 +1353,7 @@
       <w:rPr>
         <w:sz w:val="16"/>
       </w:rPr>
-      <w:t>Unterrichtsmaterial Oberschule Sachsen · Version v0.4.0-356-g3db0967-dirty · Build 17.08.2026</w:t>
+      <w:t>Unterrichtsmaterial Oberschule Sachsen · Version v0.4.0-378-g61c0f2a-dirty · Build 17.08.2026</w:t>
     </w:r>
   </w:p>
 </w:ftr>

--- a/Ausgabe/Klasse_9.docx
+++ b/Ausgabe/Klasse_9.docx
@@ -1353,7 +1353,7 @@
       <w:rPr>
         <w:sz w:val="16"/>
       </w:rPr>
-      <w:t>Unterrichtsmaterial Oberschule Sachsen · Version v0.4.0-356-g3db0967-dirty · Build 17.08.2026</w:t>
+      <w:t>Unterrichtsmaterial Oberschule Sachsen · Version v0.4.0-367-gb55ec7c-dirty · Build 17.08.2026</w:t>
     </w:r>
   </w:p>
 </w:ftr>

--- a/Ausgabe/Klasse_9.docx
+++ b/Ausgabe/Klasse_9.docx
@@ -1353,7 +1353,7 @@
       <w:rPr>
         <w:sz w:val="16"/>
       </w:rPr>
-      <w:t>Unterrichtsmaterial Oberschule Sachsen · Version v0.4.0-376-gf442749-dirty · Build 17.08.2026</w:t>
+      <w:t>Unterrichtsmaterial Oberschule Sachsen · Version v0.4.0-410-g8744ce6-dirty · Build 17.08.2026</w:t>
     </w:r>
   </w:p>
 </w:ftr>

--- a/Ausgabe/Klasse_9.docx
+++ b/Ausgabe/Klasse_9.docx
@@ -1353,7 +1353,7 @@
       <w:rPr>
         <w:sz w:val="16"/>
       </w:rPr>
-      <w:t>Unterrichtsmaterial Oberschule Sachsen · Version v0.4.0-410-g8744ce6-dirty · Build 17.08.2026</w:t>
+      <w:t>Unterrichtsmaterial Oberschule Sachsen · Version v0.4.0-444-gad95bb4-dirty · Build 18.08.2026</w:t>
     </w:r>
   </w:p>
 </w:ftr>

--- a/Ausgabe/Klasse_9.docx
+++ b/Ausgabe/Klasse_9.docx
@@ -1353,7 +1353,7 @@
       <w:rPr>
         <w:sz w:val="16"/>
       </w:rPr>
-      <w:t>Unterrichtsmaterial Oberschule Sachsen · Version v0.4.0-444-gad95bb4-dirty · Build 18.08.2026</w:t>
+      <w:t>Unterrichtsmaterial Oberschule Sachsen · Version v0.4.0-459-gb11fd20-dirty · Build 18.08.2026</w:t>
     </w:r>
   </w:p>
 </w:ftr>

--- a/Ausgabe/Klasse_9.docx
+++ b/Ausgabe/Klasse_9.docx
@@ -1353,7 +1353,7 @@
       <w:rPr>
         <w:sz w:val="16"/>
       </w:rPr>
-      <w:t>Unterrichtsmaterial Oberschule Sachsen · Version v0.4.0-459-gb11fd20-dirty · Build 18.08.2026</w:t>
+      <w:t>Unterrichtsmaterial Oberschule Sachsen · Version v0.4.0-444-gad95bb4-dirty · Build 18.08.2026</w:t>
     </w:r>
   </w:p>
 </w:ftr>

--- a/Ausgabe/Klasse_9.docx
+++ b/Ausgabe/Klasse_9.docx
@@ -49,7 +49,7 @@
         <w:br w:type="page"/>
       </w:r>
     </w:p>
-    <w:bookmarkStart w:id="28" w:name="informatik-klasse-9"/>
+    <w:bookmarkStart w:id="30" w:name="informatik-klasse-9"/>
     <w:p>
       <w:pPr>
         <w:pStyle w:val="Heading1"/>
@@ -112,7 +112,7 @@
         <w:pStyle w:val="FirstParagraph"/>
       </w:pPr>
       <w:r>
-        <w:t xml:space="preserve">Ergänzend stehen Wahlbereiche zur Verfügung.</w:t>
+        <w:t xml:space="preserve">Ergänzend stehen drei Wahlbereiche zur Verfügung.</w:t>
       </w:r>
     </w:p>
     <w:p>
@@ -152,6 +152,24 @@
         </w:rPr>
         <w:t xml:space="preserve">03_Wahlbereich_Informatik_und_Automatisierung/</w:t>
       </w:r>
+      <w:r>
+        <w:br/>
+      </w:r>
+      <w:r>
+        <w:rPr>
+          <w:rStyle w:val="VerbatimChar"/>
+        </w:rPr>
+        <w:t xml:space="preserve">04_Wahlbereich_Mobile_Endgeraete/</w:t>
+      </w:r>
+      <w:r>
+        <w:br/>
+      </w:r>
+      <w:r>
+        <w:rPr>
+          <w:rStyle w:val="VerbatimChar"/>
+        </w:rPr>
+        <w:t xml:space="preserve">05_Wahlbereich_Computergrafik/</w:t>
+      </w:r>
     </w:p>
     <w:bookmarkEnd w:id="20"/>
     <w:bookmarkStart w:id="21" w:name="lernbereich-1-informationen-und-daten"/>
@@ -169,6 +187,704 @@
       </w:pPr>
       <w:r>
         <w:t xml:space="preserve">Schwerpunkte:</w:t>
+      </w:r>
+      <w:r>
+        <w:t xml:space="preserve"> </w:t>
+      </w:r>
+      <w:r>
+        <w:t xml:space="preserve">- große Datensammlungen und ihre Nutzung im Alltag</w:t>
+      </w:r>
+      <w:r>
+        <w:t xml:space="preserve"> </w:t>
+      </w:r>
+      <w:r>
+        <w:t xml:space="preserve">- Datenbanksystem als Einheit von Datenbankmanagementsystem und Datenbasis</w:t>
+      </w:r>
+      <w:r>
+        <w:t xml:space="preserve"> </w:t>
+      </w:r>
+      <w:r>
+        <w:t xml:space="preserve">- Tabelle, Datensatz und Datenfeld</w:t>
+      </w:r>
+      <w:r>
+        <w:t xml:space="preserve"> </w:t>
+      </w:r>
+      <w:r>
+        <w:t xml:space="preserve">- Felddatentypen: Text, Zahl, Datum, Währung und Wahrheitswert</w:t>
+      </w:r>
+      <w:r>
+        <w:t xml:space="preserve"> </w:t>
+      </w:r>
+      <w:r>
+        <w:t xml:space="preserve">- einfache Datenmodelle</w:t>
+      </w:r>
+      <w:r>
+        <w:t xml:space="preserve"> </w:t>
+      </w:r>
+      <w:r>
+        <w:t xml:space="preserve">- Einfügen, Sortieren, Filtern, Auswerten und Zusammenfassen</w:t>
+      </w:r>
+      <w:r>
+        <w:t xml:space="preserve"> </w:t>
+      </w:r>
+      <w:r>
+        <w:t xml:space="preserve">- Interpretation von Abfrageergebnissen</w:t>
+      </w:r>
+      <w:r>
+        <w:t xml:space="preserve"> </w:t>
+      </w:r>
+      <w:r>
+        <w:t xml:space="preserve">- Big Data und automatisierte Datenbeschaffung</w:t>
+      </w:r>
+      <w:r>
+        <w:t xml:space="preserve"> </w:t>
+      </w:r>
+      <w:r>
+        <w:t xml:space="preserve">- Chancen und Risiken automatisierter Datenverarbeitung</w:t>
+      </w:r>
+      <w:r>
+        <w:t xml:space="preserve"> </w:t>
+      </w:r>
+      <w:r>
+        <w:t xml:space="preserve">- Datenschutz, Persönlichkeitsrechte und gesellschaftlicher Umgang mit Daten</w:t>
+      </w:r>
+    </w:p>
+    <w:p>
+      <w:pPr>
+        <w:pStyle w:val="BodyText"/>
+      </w:pPr>
+      <w:r>
+        <w:rPr>
+          <w:bCs/>
+          <w:b/>
+        </w:rPr>
+        <w:t xml:space="preserve">Vertiefung:</w:t>
+      </w:r>
+      <w:r>
+        <w:t xml:space="preserve"> </w:t>
+      </w:r>
+      <w:r>
+        <w:t xml:space="preserve">Primär- und Fremdschlüssel können ergänzend behandelt werden. Lernkontrollen zu diesen Begriffen sind ausdrücklich als optionale Vertiefung gekennzeichnet und dürfen nur nach entsprechender Behandlung eingesetzt werden.</w:t>
+      </w:r>
+    </w:p>
+    <w:bookmarkEnd w:id="21"/>
+    <w:bookmarkStart w:id="22" w:name="X30775c870fc46d1b699f9c98227b6cd33162df3"/>
+    <w:p>
+      <w:pPr>
+        <w:pStyle w:val="Heading2"/>
+      </w:pPr>
+      <w:r>
+        <w:t xml:space="preserve">Lernbereich 2 – Komplexaufgabe zur Algorithmierung</w:t>
+      </w:r>
+    </w:p>
+    <w:p>
+      <w:pPr>
+        <w:pStyle w:val="FirstParagraph"/>
+      </w:pPr>
+      <w:r>
+        <w:t xml:space="preserve">Schwerpunkte:</w:t>
+      </w:r>
+      <w:r>
+        <w:t xml:space="preserve"> </w:t>
+      </w:r>
+      <w:r>
+        <w:t xml:space="preserve">- Definition und Phasen eines Projektes</w:t>
+      </w:r>
+      <w:r>
+        <w:t xml:space="preserve"> </w:t>
+      </w:r>
+      <w:r>
+        <w:t xml:space="preserve">- Planung des Projektablaufs</w:t>
+      </w:r>
+      <w:r>
+        <w:t xml:space="preserve"> </w:t>
+      </w:r>
+      <w:r>
+        <w:t xml:space="preserve">- Teambildung und Zusammenarbeit</w:t>
+      </w:r>
+      <w:r>
+        <w:t xml:space="preserve"> </w:t>
+      </w:r>
+      <w:r>
+        <w:t xml:space="preserve">- Problemanalyse und Lösungsentwurf</w:t>
+      </w:r>
+      <w:r>
+        <w:t xml:space="preserve"> </w:t>
+      </w:r>
+      <w:r>
+        <w:t xml:space="preserve">- Umsetzung</w:t>
+      </w:r>
+      <w:r>
+        <w:t xml:space="preserve"> </w:t>
+      </w:r>
+      <w:r>
+        <w:t xml:space="preserve">- Test und iterative Verbesserung</w:t>
+      </w:r>
+      <w:r>
+        <w:t xml:space="preserve"> </w:t>
+      </w:r>
+      <w:r>
+        <w:t xml:space="preserve">- Dokumentation und Präsentation</w:t>
+      </w:r>
+      <w:r>
+        <w:t xml:space="preserve"> </w:t>
+      </w:r>
+      <w:r>
+        <w:t xml:space="preserve">- Qualitätskreislauf</w:t>
+      </w:r>
+      <w:r>
+        <w:t xml:space="preserve"> </w:t>
+      </w:r>
+      <w:r>
+        <w:t xml:space="preserve">- Einsatz von Kommunikations- und Kooperationstools</w:t>
+      </w:r>
+    </w:p>
+    <w:p>
+      <w:pPr>
+        <w:pStyle w:val="BodyText"/>
+      </w:pPr>
+      <w:r>
+        <w:t xml:space="preserve">Algorithmische Grundlagen aus Klasse 8 werden nach Bedarf aktiviert. Scratch oder Python können als Werkzeuge genutzt werden; im Mittelpunkt steht das systematische Lösen einer Problemstellung im Team.</w:t>
+      </w:r>
+    </w:p>
+    <w:bookmarkEnd w:id="22"/>
+    <w:bookmarkStart w:id="23" w:name="X231038710c908d18e353716020976b22754a497"/>
+    <w:p>
+      <w:pPr>
+        <w:pStyle w:val="Heading2"/>
+      </w:pPr>
+      <w:r>
+        <w:t xml:space="preserve">Wahlbereich 03 – Informatik und Automatisierung</w:t>
+      </w:r>
+    </w:p>
+    <w:p>
+      <w:pPr>
+        <w:pStyle w:val="FirstParagraph"/>
+      </w:pPr>
+      <w:r>
+        <w:t xml:space="preserve">Schwerpunkte:</w:t>
+      </w:r>
+      <w:r>
+        <w:t xml:space="preserve"> </w:t>
+      </w:r>
+      <w:r>
+        <w:t xml:space="preserve">- Möglichkeiten und Grenzen automatisierter Prozesse</w:t>
+      </w:r>
+      <w:r>
+        <w:t xml:space="preserve"> </w:t>
+      </w:r>
+      <w:r>
+        <w:t xml:space="preserve">- Sensor – Verarbeitung – Aktor</w:t>
+      </w:r>
+      <w:r>
+        <w:t xml:space="preserve"> </w:t>
+      </w:r>
+      <w:r>
+        <w:t xml:space="preserve">- Bots und soziale Netzwerke</w:t>
+      </w:r>
+      <w:r>
+        <w:t xml:space="preserve"> </w:t>
+      </w:r>
+      <w:r>
+        <w:t xml:space="preserve">- Smart Home und Sprachassistenten</w:t>
+      </w:r>
+      <w:r>
+        <w:t xml:space="preserve"> </w:t>
+      </w:r>
+      <w:r>
+        <w:t xml:space="preserve">- Drohnen und technische Steuerungen</w:t>
+      </w:r>
+      <w:r>
+        <w:t xml:space="preserve"> </w:t>
+      </w:r>
+      <w:r>
+        <w:t xml:space="preserve">- Fehler, Kontrolle und Verantwortung</w:t>
+      </w:r>
+      <w:r>
+        <w:t xml:space="preserve"> </w:t>
+      </w:r>
+      <w:r>
+        <w:t xml:space="preserve">- Datenschutz und Datensicherheit</w:t>
+      </w:r>
+      <w:r>
+        <w:t xml:space="preserve"> </w:t>
+      </w:r>
+      <w:r>
+        <w:t xml:space="preserve">- automatisierte Auswahl von Inhalten und gesellschaftliche Auswirkungen</w:t>
+      </w:r>
+    </w:p>
+    <w:bookmarkEnd w:id="23"/>
+    <w:bookmarkStart w:id="24" w:name="wahlbereich-04-mobile-endgeräte"/>
+    <w:p>
+      <w:pPr>
+        <w:pStyle w:val="Heading2"/>
+      </w:pPr>
+      <w:r>
+        <w:t xml:space="preserve">Wahlbereich 04 – Mobile Endgeräte</w:t>
+      </w:r>
+    </w:p>
+    <w:p>
+      <w:pPr>
+        <w:pStyle w:val="FirstParagraph"/>
+      </w:pPr>
+      <w:r>
+        <w:t xml:space="preserve">Schwerpunkte:</w:t>
+      </w:r>
+      <w:r>
+        <w:t xml:space="preserve"> </w:t>
+      </w:r>
+      <w:r>
+        <w:t xml:space="preserve">- Daten und App-Berechtigungen</w:t>
+      </w:r>
+      <w:r>
+        <w:t xml:space="preserve"> </w:t>
+      </w:r>
+      <w:r>
+        <w:t xml:space="preserve">- Datenschutz und Datensicherheit</w:t>
+      </w:r>
+      <w:r>
+        <w:t xml:space="preserve"> </w:t>
+      </w:r>
+      <w:r>
+        <w:t xml:space="preserve">- Cookies/ähnliche Speicherung und personalisierte Werbung</w:t>
+      </w:r>
+      <w:r>
+        <w:t xml:space="preserve"> </w:t>
+      </w:r>
+      <w:r>
+        <w:t xml:space="preserve">- Persönlichkeits- und Urheberrechte beim Teilen von Inhalten</w:t>
+      </w:r>
+      <w:r>
+        <w:t xml:space="preserve"> </w:t>
+      </w:r>
+      <w:r>
+        <w:t xml:space="preserve">- Netiquette und verantwortliche Kommunikation</w:t>
+      </w:r>
+      <w:r>
+        <w:t xml:space="preserve"> </w:t>
+      </w:r>
+      <w:r>
+        <w:t xml:space="preserve">- begründeter Mobile-Check für Apps und Dienste</w:t>
+      </w:r>
+    </w:p>
+    <w:bookmarkEnd w:id="24"/>
+    <w:bookmarkStart w:id="25" w:name="wahlbereich-05-computergrafik"/>
+    <w:p>
+      <w:pPr>
+        <w:pStyle w:val="Heading2"/>
+      </w:pPr>
+      <w:r>
+        <w:t xml:space="preserve">Wahlbereich 05 – Computergrafik</w:t>
+      </w:r>
+    </w:p>
+    <w:p>
+      <w:pPr>
+        <w:pStyle w:val="FirstParagraph"/>
+      </w:pPr>
+      <w:r>
+        <w:t xml:space="preserve">Schwerpunkte:</w:t>
+      </w:r>
+      <w:r>
+        <w:t xml:space="preserve"> </w:t>
+      </w:r>
+      <w:r>
+        <w:t xml:space="preserve">- Bearbeitung und manipulative Verwendung digitaler Bilder</w:t>
+      </w:r>
+      <w:r>
+        <w:t xml:space="preserve"> </w:t>
+      </w:r>
+      <w:r>
+        <w:t xml:space="preserve">- Ausschnitt, Helligkeit/Farbe, Retusche, Montage und generative Veränderung</w:t>
+      </w:r>
+      <w:r>
+        <w:t xml:space="preserve"> </w:t>
+      </w:r>
+      <w:r>
+        <w:t xml:space="preserve">- Authentizität anhand von Quelle und Kontext prüfen</w:t>
+      </w:r>
+      <w:r>
+        <w:t xml:space="preserve"> </w:t>
+      </w:r>
+      <w:r>
+        <w:t xml:space="preserve">- Zeitpunkt/Ort und unabhängige weitere Quellen vergleichen</w:t>
+      </w:r>
+      <w:r>
+        <w:t xml:space="preserve"> </w:t>
+      </w:r>
+      <w:r>
+        <w:t xml:space="preserve">- Bild-/Rückwärtssuche als mögliche Prüfstrategie</w:t>
+      </w:r>
+      <w:r>
+        <w:t xml:space="preserve"> </w:t>
+      </w:r>
+      <w:r>
+        <w:t xml:space="preserve">- Wirkung irreführender Bilder auf Wahrnehmung und Meinungsbildung</w:t>
+      </w:r>
+    </w:p>
+    <w:bookmarkEnd w:id="25"/>
+    <w:bookmarkStart w:id="26" w:name="einheitliche-werkteilstruktur"/>
+    <w:p>
+      <w:pPr>
+        <w:pStyle w:val="Heading2"/>
+      </w:pPr>
+      <w:r>
+        <w:t xml:space="preserve">Einheitliche Werkteilstruktur</w:t>
+      </w:r>
+    </w:p>
+    <w:p>
+      <w:pPr>
+        <w:pStyle w:val="FirstParagraph"/>
+      </w:pPr>
+      <w:r>
+        <w:t xml:space="preserve">Die ausgearbeiteten Bereiche verwenden:</w:t>
+      </w:r>
+    </w:p>
+    <w:p>
+      <w:pPr>
+        <w:pStyle w:val="SourceCode"/>
+      </w:pPr>
+      <w:r>
+        <w:rPr>
+          <w:rStyle w:val="VerbatimChar"/>
+        </w:rPr>
+        <w:t xml:space="preserve">01_Arbeitsheft/</w:t>
+      </w:r>
+      <w:r>
+        <w:br/>
+      </w:r>
+      <w:r>
+        <w:rPr>
+          <w:rStyle w:val="VerbatimChar"/>
+        </w:rPr>
+        <w:t xml:space="preserve">02_Lehrerband/</w:t>
+      </w:r>
+      <w:r>
+        <w:br/>
+      </w:r>
+      <w:r>
+        <w:rPr>
+          <w:rStyle w:val="VerbatimChar"/>
+        </w:rPr>
+        <w:t xml:space="preserve">03_Material/</w:t>
+      </w:r>
+      <w:r>
+        <w:br/>
+      </w:r>
+      <w:r>
+        <w:rPr>
+          <w:rStyle w:val="VerbatimChar"/>
+        </w:rPr>
+        <w:t xml:space="preserve">04_Loesungen/</w:t>
+      </w:r>
+      <w:r>
+        <w:br/>
+      </w:r>
+      <w:r>
+        <w:rPr>
+          <w:rStyle w:val="VerbatimChar"/>
+        </w:rPr>
+        <w:t xml:space="preserve">05_Praesentationen/</w:t>
+      </w:r>
+      <w:r>
+        <w:br/>
+      </w:r>
+      <w:r>
+        <w:rPr>
+          <w:rStyle w:val="VerbatimChar"/>
+        </w:rPr>
+        <w:t xml:space="preserve">06_Dateien/</w:t>
+      </w:r>
+      <w:r>
+        <w:br/>
+      </w:r>
+      <w:r>
+        <w:rPr>
+          <w:rStyle w:val="VerbatimChar"/>
+        </w:rPr>
+        <w:t xml:space="preserve">07_Quellen/</w:t>
+      </w:r>
+      <w:r>
+        <w:br/>
+      </w:r>
+      <w:r>
+        <w:rPr>
+          <w:rStyle w:val="VerbatimChar"/>
+        </w:rPr>
+        <w:t xml:space="preserve">08_Bilder/</w:t>
+      </w:r>
+      <w:r>
+        <w:br/>
+      </w:r>
+      <w:r>
+        <w:rPr>
+          <w:rStyle w:val="VerbatimChar"/>
+        </w:rPr>
+        <w:t xml:space="preserve">09_Lernkontrollen/</w:t>
+      </w:r>
+    </w:p>
+    <w:p>
+      <w:pPr>
+        <w:pStyle w:val="FirstParagraph"/>
+      </w:pPr>
+      <w:r>
+        <w:t xml:space="preserve">Verzeichnisse werden nicht als leere Platzhalter geführt. Wenn kein externes Arbeitsmedium erforderlich ist, dokumentiert eine README den Zweck und die Abgrenzung des Werkteils.</w:t>
+      </w:r>
+    </w:p>
+    <w:p>
+      <w:pPr>
+        <w:pStyle w:val="BodyText"/>
+      </w:pPr>
+      <w:r>
+        <w:t xml:space="preserve">Technische JSON-Dateien zu Lernkontrollen können unter</w:t>
+      </w:r>
+      <w:r>
+        <w:t xml:space="preserve"> </w:t>
+      </w:r>
+      <w:r>
+        <w:rPr>
+          <w:rStyle w:val="VerbatimChar"/>
+        </w:rPr>
+        <w:t xml:space="preserve">09_Lernkontrollen/json/</w:t>
+      </w:r>
+      <w:r>
+        <w:t xml:space="preserve"> </w:t>
+      </w:r>
+      <w:r>
+        <w:t xml:space="preserve">liegen.</w:t>
+      </w:r>
+    </w:p>
+    <w:bookmarkEnd w:id="26"/>
+    <w:bookmarkStart w:id="27" w:name="arbeitsprinzip"/>
+    <w:p>
+      <w:pPr>
+        <w:pStyle w:val="Heading2"/>
+      </w:pPr>
+      <w:r>
+        <w:t xml:space="preserve">Arbeitsprinzip</w:t>
+      </w:r>
+    </w:p>
+    <w:p>
+      <w:pPr>
+        <w:pStyle w:val="FirstParagraph"/>
+      </w:pPr>
+      <w:r>
+        <w:t xml:space="preserve">Die Materialien folgen einem problemorientierten und iterativ-inkrementellen Ansatz:</w:t>
+      </w:r>
+    </w:p>
+    <w:p>
+      <w:pPr>
+        <w:pStyle w:val="SourceCode"/>
+      </w:pPr>
+      <w:r>
+        <w:rPr>
+          <w:rStyle w:val="VerbatimChar"/>
+        </w:rPr>
+        <w:t xml:space="preserve">Problem verstehen</w:t>
+      </w:r>
+      <w:r>
+        <w:br/>
+      </w:r>
+      <w:r>
+        <w:rPr>
+          <w:rStyle w:val="VerbatimChar"/>
+        </w:rPr>
+        <w:t xml:space="preserve">      ↓</w:t>
+      </w:r>
+      <w:r>
+        <w:br/>
+      </w:r>
+      <w:r>
+        <w:rPr>
+          <w:rStyle w:val="VerbatimChar"/>
+        </w:rPr>
+        <w:t xml:space="preserve">analysieren</w:t>
+      </w:r>
+      <w:r>
+        <w:br/>
+      </w:r>
+      <w:r>
+        <w:rPr>
+          <w:rStyle w:val="VerbatimChar"/>
+        </w:rPr>
+        <w:t xml:space="preserve">      ↓</w:t>
+      </w:r>
+      <w:r>
+        <w:br/>
+      </w:r>
+      <w:r>
+        <w:rPr>
+          <w:rStyle w:val="VerbatimChar"/>
+        </w:rPr>
+        <w:t xml:space="preserve">Lösung entwerfen</w:t>
+      </w:r>
+      <w:r>
+        <w:br/>
+      </w:r>
+      <w:r>
+        <w:rPr>
+          <w:rStyle w:val="VerbatimChar"/>
+        </w:rPr>
+        <w:t xml:space="preserve">      ↓</w:t>
+      </w:r>
+      <w:r>
+        <w:br/>
+      </w:r>
+      <w:r>
+        <w:rPr>
+          <w:rStyle w:val="VerbatimChar"/>
+        </w:rPr>
+        <w:t xml:space="preserve">umsetzen</w:t>
+      </w:r>
+      <w:r>
+        <w:br/>
+      </w:r>
+      <w:r>
+        <w:rPr>
+          <w:rStyle w:val="VerbatimChar"/>
+        </w:rPr>
+        <w:t xml:space="preserve">      ↓</w:t>
+      </w:r>
+      <w:r>
+        <w:br/>
+      </w:r>
+      <w:r>
+        <w:rPr>
+          <w:rStyle w:val="VerbatimChar"/>
+        </w:rPr>
+        <w:t xml:space="preserve">testen</w:t>
+      </w:r>
+      <w:r>
+        <w:br/>
+      </w:r>
+      <w:r>
+        <w:rPr>
+          <w:rStyle w:val="VerbatimChar"/>
+        </w:rPr>
+        <w:t xml:space="preserve">      ↓</w:t>
+      </w:r>
+      <w:r>
+        <w:br/>
+      </w:r>
+      <w:r>
+        <w:rPr>
+          <w:rStyle w:val="VerbatimChar"/>
+        </w:rPr>
+        <w:t xml:space="preserve">verbessern</w:t>
+      </w:r>
+      <w:r>
+        <w:br/>
+      </w:r>
+      <w:r>
+        <w:rPr>
+          <w:rStyle w:val="VerbatimChar"/>
+        </w:rPr>
+        <w:t xml:space="preserve">      ↓</w:t>
+      </w:r>
+      <w:r>
+        <w:br/>
+      </w:r>
+      <w:r>
+        <w:rPr>
+          <w:rStyle w:val="VerbatimChar"/>
+        </w:rPr>
+        <w:t xml:space="preserve">dokumentieren</w:t>
+      </w:r>
+      <w:r>
+        <w:br/>
+      </w:r>
+      <w:r>
+        <w:rPr>
+          <w:rStyle w:val="VerbatimChar"/>
+        </w:rPr>
+        <w:t xml:space="preserve">      ↓</w:t>
+      </w:r>
+      <w:r>
+        <w:br/>
+      </w:r>
+      <w:r>
+        <w:rPr>
+          <w:rStyle w:val="VerbatimChar"/>
+        </w:rPr>
+        <w:t xml:space="preserve">reflektieren</w:t>
+      </w:r>
+    </w:p>
+    <w:bookmarkEnd w:id="27"/>
+    <w:bookmarkStart w:id="28" w:name="leistungsbewertung"/>
+    <w:p>
+      <w:pPr>
+        <w:pStyle w:val="Heading2"/>
+      </w:pPr>
+      <w:r>
+        <w:t xml:space="preserve">Leistungsbewertung</w:t>
+      </w:r>
+    </w:p>
+    <w:p>
+      <w:pPr>
+        <w:pStyle w:val="FirstParagraph"/>
+      </w:pPr>
+      <w:r>
+        <w:t xml:space="preserve">Schriftliche Lernkontrollen prüfen nur tatsächlich behandelte Inhalte. Als Vertiefung ausgewiesene Fachbegriffe dürfen nicht ohne vorherige Behandlung zum verbindlichen Prüfstoff werden. Die konkrete Benotungsform richtet sich nach den schulischen Festlegungen.</w:t>
+      </w:r>
+    </w:p>
+    <w:bookmarkEnd w:id="28"/>
+    <w:bookmarkStart w:id="29" w:name="status"/>
+    <w:p>
+      <w:pPr>
+        <w:pStyle w:val="Heading2"/>
+      </w:pPr>
+      <w:r>
+        <w:t xml:space="preserve">Status</w:t>
+      </w:r>
+    </w:p>
+    <w:p>
+      <w:pPr>
+        <w:pStyle w:val="FirstParagraph"/>
+      </w:pPr>
+      <w:r>
+        <w:t xml:space="preserve">Die Markdown-/Materialstruktur von Klasse 9 ist über die beiden Pflichtlernbereiche und alle drei Wahlbereiche vereinheitlicht. Präsentationsquellen liegen als Markdown vor; die Erstellung und visuelle Prüfung der PowerPoint-Dateien erfolgt in einem getrennten Arbeitsschritt.</w:t>
+      </w:r>
+    </w:p>
+    <w:p>
+      <w:r>
+        <w:br w:type="page"/>
+      </w:r>
+    </w:p>
+    <w:bookmarkEnd w:id="29"/>
+    <w:bookmarkEnd w:id="30"/>
+    <w:bookmarkStart w:id="38" w:name="audit-klasse-9"/>
+    <w:p>
+      <w:pPr>
+        <w:pStyle w:val="Heading1"/>
+      </w:pPr>
+      <w:r>
+        <w:t xml:space="preserve">Audit – Klasse 9</w:t>
+      </w:r>
+    </w:p>
+    <w:bookmarkStart w:id="31" w:name="anlass"/>
+    <w:p>
+      <w:pPr>
+        <w:pStyle w:val="Heading2"/>
+      </w:pPr>
+      <w:r>
+        <w:t xml:space="preserve">Anlass</w:t>
+      </w:r>
+    </w:p>
+    <w:p>
+      <w:pPr>
+        <w:pStyle w:val="FirstParagraph"/>
+      </w:pPr>
+      <w:r>
+        <w:t xml:space="preserve">Abgleich der bestehenden Materialien mit der gemeinsamen Repository-Struktur, den Klassen 7/8 und dem ausgewiesenen Lehrplanbezug der Klassenstufe 9.</w:t>
+      </w:r>
+    </w:p>
+    <w:bookmarkEnd w:id="31"/>
+    <w:bookmarkStart w:id="32" w:name="geprüfte-bereiche"/>
+    <w:p>
+      <w:pPr>
+        <w:pStyle w:val="Heading2"/>
+      </w:pPr>
+      <w:r>
+        <w:t xml:space="preserve">Geprüfte Bereiche</w:t>
       </w:r>
     </w:p>
     <w:p>
@@ -180,7 +896,10 @@
         <w:pStyle w:val="Compact"/>
       </w:pPr>
       <w:r>
-        <w:t xml:space="preserve">große Datensammlungen und ihre Nutzung im Alltag</w:t>
+        <w:rPr>
+          <w:rStyle w:val="VerbatimChar"/>
+        </w:rPr>
+        <w:t xml:space="preserve">01_Informationen_und_Daten</w:t>
       </w:r>
     </w:p>
     <w:p>
@@ -192,7 +911,10 @@
         <w:pStyle w:val="Compact"/>
       </w:pPr>
       <w:r>
-        <w:t xml:space="preserve">Datenbanksystem als Einheit von Datenbankmanagementsystem und Datenbasis</w:t>
+        <w:rPr>
+          <w:rStyle w:val="VerbatimChar"/>
+        </w:rPr>
+        <w:t xml:space="preserve">02_Komplexaufgabe_zur_Algorithmierung</w:t>
       </w:r>
     </w:p>
     <w:p>
@@ -204,7 +926,10 @@
         <w:pStyle w:val="Compact"/>
       </w:pPr>
       <w:r>
-        <w:t xml:space="preserve">Tabelle, Datensatz und Datenfeld</w:t>
+        <w:rPr>
+          <w:rStyle w:val="VerbatimChar"/>
+        </w:rPr>
+        <w:t xml:space="preserve">03_Wahlbereich_Informatik_und_Automatisierung</w:t>
       </w:r>
     </w:p>
     <w:p>
@@ -216,7 +941,10 @@
         <w:pStyle w:val="Compact"/>
       </w:pPr>
       <w:r>
-        <w:t xml:space="preserve">Felddatentypen: Text, Zahl, Datum, Währung und Wahrheitswert</w:t>
+        <w:rPr>
+          <w:rStyle w:val="VerbatimChar"/>
+        </w:rPr>
+        <w:t xml:space="preserve">04_Wahlbereich_Mobile_Endgeraete</w:t>
       </w:r>
     </w:p>
     <w:p>
@@ -228,103 +956,20 @@
         <w:pStyle w:val="Compact"/>
       </w:pPr>
       <w:r>
-        <w:t xml:space="preserve">einfache Datenmodelle</w:t>
+        <w:rPr>
+          <w:rStyle w:val="VerbatimChar"/>
+        </w:rPr>
+        <w:t xml:space="preserve">05_Wahlbereich_Computergrafik</w:t>
       </w:r>
     </w:p>
+    <w:bookmarkEnd w:id="32"/>
+    <w:bookmarkStart w:id="33" w:name="korrigierte-strukturprobleme"/>
     <w:p>
       <w:pPr>
-        <w:numPr>
-          <w:ilvl w:val="0"/>
-          <w:numId w:val="1002"/>
-        </w:numPr>
-        <w:pStyle w:val="Compact"/>
-      </w:pPr>
-      <w:r>
-        <w:t xml:space="preserve">Einfügen, Sortieren, Filtern, Auswerten und Zusammenfassen</w:t>
-      </w:r>
-    </w:p>
-    <w:p>
-      <w:pPr>
-        <w:numPr>
-          <w:ilvl w:val="0"/>
-          <w:numId w:val="1002"/>
-        </w:numPr>
-        <w:pStyle w:val="Compact"/>
-      </w:pPr>
-      <w:r>
-        <w:t xml:space="preserve">Interpretation von Abfrageergebnissen</w:t>
-      </w:r>
-    </w:p>
-    <w:p>
-      <w:pPr>
-        <w:numPr>
-          <w:ilvl w:val="0"/>
-          <w:numId w:val="1002"/>
-        </w:numPr>
-        <w:pStyle w:val="Compact"/>
-      </w:pPr>
-      <w:r>
-        <w:t xml:space="preserve">Big Data und automatisierte Datenbeschaffung</w:t>
-      </w:r>
-    </w:p>
-    <w:p>
-      <w:pPr>
-        <w:numPr>
-          <w:ilvl w:val="0"/>
-          <w:numId w:val="1002"/>
-        </w:numPr>
-        <w:pStyle w:val="Compact"/>
-      </w:pPr>
-      <w:r>
-        <w:t xml:space="preserve">Chancen und Risiken automatisierter Datenverarbeitung</w:t>
-      </w:r>
-    </w:p>
-    <w:p>
-      <w:pPr>
-        <w:numPr>
-          <w:ilvl w:val="0"/>
-          <w:numId w:val="1002"/>
-        </w:numPr>
-        <w:pStyle w:val="Compact"/>
-      </w:pPr>
-      <w:r>
-        <w:t xml:space="preserve">Datenschutz, Persönlichkeitsrechte und gesellschaftlicher Umgang mit Daten</w:t>
-      </w:r>
-    </w:p>
-    <w:p>
-      <w:pPr>
-        <w:pStyle w:val="FirstParagraph"/>
-      </w:pPr>
-      <w:r>
-        <w:rPr>
-          <w:bCs/>
-          <w:b/>
-        </w:rPr>
-        <w:t xml:space="preserve">Hinweis:</w:t>
-      </w:r>
-      <w:r>
-        <w:t xml:space="preserve"> </w:t>
-      </w:r>
-      <w:r>
-        <w:t xml:space="preserve">Primär- und Fremdschlüssel können zur Vertiefung verwendet werden, sind im Lehrplan 2022 für Klasse 9 jedoch nicht als verbindliche Begriffe ausgewiesen.</w:t>
-      </w:r>
-    </w:p>
-    <w:bookmarkEnd w:id="21"/>
-    <w:bookmarkStart w:id="22" w:name="X30775c870fc46d1b699f9c98227b6cd33162df3"/>
-    <w:p>
-      <w:pPr>
         <w:pStyle w:val="Heading2"/>
       </w:pPr>
       <w:r>
-        <w:t xml:space="preserve">Lernbereich 2 – Komplexaufgabe zur Algorithmierung</w:t>
-      </w:r>
-    </w:p>
-    <w:p>
-      <w:pPr>
-        <w:pStyle w:val="FirstParagraph"/>
-      </w:pPr>
-      <w:r>
-        <w:t xml:space="preserve">Schwerpunkte:</w:t>
+        <w:t xml:space="preserve">Korrigierte Strukturprobleme</w:t>
       </w:r>
     </w:p>
     <w:p>
@@ -336,7 +981,7 @@
         <w:pStyle w:val="Compact"/>
       </w:pPr>
       <w:r>
-        <w:t xml:space="preserve">Definition und Phasen eines Projektes</w:t>
+        <w:t xml:space="preserve">Wahlbereiche 04 und 05 von reinen README-Hüllen zu vollständigen Werkbereichen ausgebaut.</w:t>
       </w:r>
     </w:p>
     <w:p>
@@ -348,7 +993,37 @@
         <w:pStyle w:val="Compact"/>
       </w:pPr>
       <w:r>
-        <w:t xml:space="preserve">Planung des Projektablaufs</w:t>
+        <w:t xml:space="preserve">Für 04 und 05 die Werkteile</w:t>
+      </w:r>
+      <w:r>
+        <w:t xml:space="preserve"> </w:t>
+      </w:r>
+      <w:r>
+        <w:rPr>
+          <w:rStyle w:val="VerbatimChar"/>
+        </w:rPr>
+        <w:t xml:space="preserve">01_Arbeitsheft</w:t>
+      </w:r>
+      <w:r>
+        <w:t xml:space="preserve"> </w:t>
+      </w:r>
+      <w:r>
+        <w:t xml:space="preserve">bis</w:t>
+      </w:r>
+      <w:r>
+        <w:t xml:space="preserve"> </w:t>
+      </w:r>
+      <w:r>
+        <w:rPr>
+          <w:rStyle w:val="VerbatimChar"/>
+        </w:rPr>
+        <w:t xml:space="preserve">09_Lernkontrollen</w:t>
+      </w:r>
+      <w:r>
+        <w:t xml:space="preserve"> </w:t>
+      </w:r>
+      <w:r>
+        <w:t xml:space="preserve">konsistent angelegt und mit sinnvollen Inhalten statt leerer Platzhalter versehen.</w:t>
       </w:r>
     </w:p>
     <w:p>
@@ -360,129 +1035,17 @@
         <w:pStyle w:val="Compact"/>
       </w:pPr>
       <w:r>
-        <w:t xml:space="preserve">Teambildung und Zusammenarbeit</w:t>
+        <w:t xml:space="preserve">Klassen-README und Meilensteine auf alle drei Wahlbereiche synchronisiert.</w:t>
       </w:r>
     </w:p>
+    <w:bookmarkEnd w:id="33"/>
+    <w:bookmarkStart w:id="34" w:name="korrigierte-inhaltsprobleme"/>
     <w:p>
       <w:pPr>
-        <w:numPr>
-          <w:ilvl w:val="0"/>
-          <w:numId w:val="1003"/>
-        </w:numPr>
-        <w:pStyle w:val="Compact"/>
-      </w:pPr>
-      <w:r>
-        <w:t xml:space="preserve">Problemanalyse</w:t>
-      </w:r>
-    </w:p>
-    <w:p>
-      <w:pPr>
-        <w:numPr>
-          <w:ilvl w:val="0"/>
-          <w:numId w:val="1003"/>
-        </w:numPr>
-        <w:pStyle w:val="Compact"/>
-      </w:pPr>
-      <w:r>
-        <w:t xml:space="preserve">Lösungsentwurf</w:t>
-      </w:r>
-    </w:p>
-    <w:p>
-      <w:pPr>
-        <w:numPr>
-          <w:ilvl w:val="0"/>
-          <w:numId w:val="1003"/>
-        </w:numPr>
-        <w:pStyle w:val="Compact"/>
-      </w:pPr>
-      <w:r>
-        <w:t xml:space="preserve">Umsetzung</w:t>
-      </w:r>
-    </w:p>
-    <w:p>
-      <w:pPr>
-        <w:numPr>
-          <w:ilvl w:val="0"/>
-          <w:numId w:val="1003"/>
-        </w:numPr>
-        <w:pStyle w:val="Compact"/>
-      </w:pPr>
-      <w:r>
-        <w:t xml:space="preserve">Test und Verbesserung</w:t>
-      </w:r>
-    </w:p>
-    <w:p>
-      <w:pPr>
-        <w:numPr>
-          <w:ilvl w:val="0"/>
-          <w:numId w:val="1003"/>
-        </w:numPr>
-        <w:pStyle w:val="Compact"/>
-      </w:pPr>
-      <w:r>
-        <w:t xml:space="preserve">Dokumentation</w:t>
-      </w:r>
-    </w:p>
-    <w:p>
-      <w:pPr>
-        <w:numPr>
-          <w:ilvl w:val="0"/>
-          <w:numId w:val="1003"/>
-        </w:numPr>
-        <w:pStyle w:val="Compact"/>
-      </w:pPr>
-      <w:r>
-        <w:t xml:space="preserve">Präsentation</w:t>
-      </w:r>
-    </w:p>
-    <w:p>
-      <w:pPr>
-        <w:numPr>
-          <w:ilvl w:val="0"/>
-          <w:numId w:val="1003"/>
-        </w:numPr>
-        <w:pStyle w:val="Compact"/>
-      </w:pPr>
-      <w:r>
-        <w:t xml:space="preserve">Qualitätskreislauf</w:t>
-      </w:r>
-    </w:p>
-    <w:p>
-      <w:pPr>
-        <w:numPr>
-          <w:ilvl w:val="0"/>
-          <w:numId w:val="1003"/>
-        </w:numPr>
-        <w:pStyle w:val="Compact"/>
-      </w:pPr>
-      <w:r>
-        <w:t xml:space="preserve">Einsatz von Kommunikations- und Kooperationstools</w:t>
-      </w:r>
-    </w:p>
-    <w:p>
-      <w:pPr>
-        <w:pStyle w:val="FirstParagraph"/>
-      </w:pPr>
-      <w:r>
-        <w:t xml:space="preserve">Die Programmiersprache bzw. Programmierumgebung ist ein Werkzeug. Im Mittelpunkt steht das systematische Lösen einer Problemstellung im Team.</w:t>
-      </w:r>
-    </w:p>
-    <w:bookmarkEnd w:id="22"/>
-    <w:bookmarkStart w:id="23" w:name="X305400a819db82502a4a5116f2bcc9a67f3af8d"/>
-    <w:p>
-      <w:pPr>
         <w:pStyle w:val="Heading2"/>
       </w:pPr>
       <w:r>
-        <w:t xml:space="preserve">Wahlbereich – Informatik und Automatisierung</w:t>
-      </w:r>
-    </w:p>
-    <w:p>
-      <w:pPr>
-        <w:pStyle w:val="FirstParagraph"/>
-      </w:pPr>
-      <w:r>
-        <w:t xml:space="preserve">Schwerpunkte:</w:t>
+        <w:t xml:space="preserve">Korrigierte Inhaltsprobleme</w:t>
       </w:r>
     </w:p>
     <w:p>
@@ -494,7 +1057,16 @@
         <w:pStyle w:val="Compact"/>
       </w:pPr>
       <w:r>
-        <w:t xml:space="preserve">Möglichkeiten und Grenzen automatisierter Prozesse</w:t>
+        <w:rPr>
+          <w:rStyle w:val="VerbatimChar"/>
+        </w:rPr>
+        <w:t xml:space="preserve">01_Informationen_und_Daten/01_Arbeitsheft/06_Ordnung_schaffen.md</w:t>
+      </w:r>
+      <w:r>
+        <w:t xml:space="preserve"> </w:t>
+      </w:r>
+      <w:r>
+        <w:t xml:space="preserve">war praktisch leer und wurde vollständig ausgearbeitet.</w:t>
       </w:r>
     </w:p>
     <w:p>
@@ -506,7 +1078,16 @@
         <w:pStyle w:val="Compact"/>
       </w:pPr>
       <w:r>
-        <w:t xml:space="preserve">Bots und soziale Netzwerke</w:t>
+        <w:rPr>
+          <w:rStyle w:val="VerbatimChar"/>
+        </w:rPr>
+        <w:t xml:space="preserve">02_Komplexaufgabe_zur_Algorithmierung/01_Arbeitsheft/04_Beispiele.md</w:t>
+      </w:r>
+      <w:r>
+        <w:t xml:space="preserve"> </w:t>
+      </w:r>
+      <w:r>
+        <w:t xml:space="preserve">war praktisch leer und wurde mit konkreten Algorithmus-, Schleifen-, Bedingungs- und Testfallbeispielen ergänzt.</w:t>
       </w:r>
     </w:p>
     <w:p>
@@ -518,7 +1099,23 @@
         <w:pStyle w:val="Compact"/>
       </w:pPr>
       <w:r>
-        <w:t xml:space="preserve">Smarthome und Sprachassistenten</w:t>
+        <w:t xml:space="preserve">Lernkontrollen zu Primär-/Fremdschlüsseln und 1:n-Beziehungen als</w:t>
+      </w:r>
+      <w:r>
+        <w:t xml:space="preserve"> </w:t>
+      </w:r>
+      <w:r>
+        <w:rPr>
+          <w:bCs/>
+          <w:b/>
+        </w:rPr>
+        <w:t xml:space="preserve">optionale Vertiefung</w:t>
+      </w:r>
+      <w:r>
+        <w:t xml:space="preserve"> </w:t>
+      </w:r>
+      <w:r>
+        <w:t xml:space="preserve">gekennzeichnet; sie dürfen nicht ohne entsprechende Unterrichtsbehandlung als verbindlicher Kern geprüft werden.</w:t>
       </w:r>
     </w:p>
     <w:p>
@@ -530,7 +1127,22 @@
         <w:pStyle w:val="Compact"/>
       </w:pPr>
       <w:r>
-        <w:t xml:space="preserve">Drohnen und technische Steuerungen</w:t>
+        <w:t xml:space="preserve">Präsentationsplan</w:t>
+      </w:r>
+      <w:r>
+        <w:t xml:space="preserve"> </w:t>
+      </w:r>
+      <w:r>
+        <w:rPr>
+          <w:rStyle w:val="VerbatimChar"/>
+        </w:rPr>
+        <w:t xml:space="preserve">03_Wahlbereich_Informatik_und_Automatisierung</w:t>
+      </w:r>
+      <w:r>
+        <w:t xml:space="preserve"> </w:t>
+      </w:r>
+      <w:r>
+        <w:t xml:space="preserve">von einer Schlagwortfolge zu einer erklärenden Unterrichtssequenz mit konkreten Beispielen, Sensor–Verarbeitung–Aktor, Fehlern, Kontrolle, Datenschutz und gesellschaftlicher Bewertung erweitert.</w:t>
       </w:r>
     </w:p>
     <w:p>
@@ -542,7 +1154,7 @@
         <w:pStyle w:val="Compact"/>
       </w:pPr>
       <w:r>
-        <w:t xml:space="preserve">Datenschutz und Datensicherheit</w:t>
+        <w:t xml:space="preserve">Wahlbereich Mobile Endgeräte um die im Bereichs-README vorgesehenen Schwerpunkte Cookies/Werbung, Persönlichkeits-/Urheberrechte und Netiquette ergänzt.</w:t>
       </w:r>
     </w:p>
     <w:p>
@@ -554,17 +1166,17 @@
         <w:pStyle w:val="Compact"/>
       </w:pPr>
       <w:r>
-        <w:t xml:space="preserve">politische Meinungsbildung und Beeinflussung</w:t>
+        <w:t xml:space="preserve">Wahlbereich Computergrafik grundlegend korrigiert: Schwerpunkt ist jetzt Bildveränderung, Authentizitäts-/Kontextprüfung und gesellschaftliche Wirkung statt eines nicht passenden Hauptfokus auf Raster/Vektor und Dateiformate.</w:t>
       </w:r>
     </w:p>
-    <w:bookmarkEnd w:id="23"/>
-    <w:bookmarkStart w:id="24" w:name="einheitliche-werkteilstruktur"/>
+    <w:bookmarkEnd w:id="34"/>
+    <w:bookmarkStart w:id="35" w:name="verbindliche-struktur"/>
     <w:p>
       <w:pPr>
         <w:pStyle w:val="Heading2"/>
       </w:pPr>
       <w:r>
-        <w:t xml:space="preserve">Einheitliche Werkteilstruktur</w:t>
+        <w:t xml:space="preserve">Verbindliche Struktur</w:t>
       </w:r>
     </w:p>
     <w:p>
@@ -572,7 +1184,7 @@
         <w:pStyle w:val="FirstParagraph"/>
       </w:pPr>
       <w:r>
-        <w:t xml:space="preserve">Vollständig ausgearbeitete Lernbereiche verwenden nach Möglichkeit:</w:t>
+        <w:t xml:space="preserve">Alle ausgearbeiteten Bereiche verwenden nach Möglichkeit:</w:t>
       </w:r>
     </w:p>
     <w:p>
@@ -663,253 +1275,17 @@
         <w:pStyle w:val="FirstParagraph"/>
       </w:pPr>
       <w:r>
-        <w:t xml:space="preserve">Technische JSON-Dateien zu Lernkontrollen liegen unter</w:t>
-      </w:r>
-      <w:r>
-        <w:t xml:space="preserve"> </w:t>
-      </w:r>
-      <w:r>
-        <w:rPr>
-          <w:rStyle w:val="VerbatimChar"/>
-        </w:rPr>
-        <w:t xml:space="preserve">09_Lernkontrollen/json/</w:t>
-      </w:r>
-      <w:r>
-        <w:t xml:space="preserve">.</w:t>
+        <w:t xml:space="preserve">Leere Git-Platzhalter werden vermieden. Wenn ein Werkteil keine externe Datei benötigt, erklärt eine README Zweck und Abgrenzung.</w:t>
       </w:r>
     </w:p>
-    <w:bookmarkEnd w:id="24"/>
-    <w:bookmarkStart w:id="25" w:name="arbeitsprinzip"/>
+    <w:bookmarkEnd w:id="35"/>
+    <w:bookmarkStart w:id="36" w:name="qualitätsregeln"/>
     <w:p>
       <w:pPr>
         <w:pStyle w:val="Heading2"/>
       </w:pPr>
       <w:r>
-        <w:t xml:space="preserve">Arbeitsprinzip</w:t>
-      </w:r>
-    </w:p>
-    <w:p>
-      <w:pPr>
-        <w:pStyle w:val="FirstParagraph"/>
-      </w:pPr>
-      <w:r>
-        <w:t xml:space="preserve">Die Materialien folgen einem problemorientierten und iterativ-inkrementellen Ansatz:</w:t>
-      </w:r>
-    </w:p>
-    <w:p>
-      <w:pPr>
-        <w:pStyle w:val="SourceCode"/>
-      </w:pPr>
-      <w:r>
-        <w:rPr>
-          <w:rStyle w:val="VerbatimChar"/>
-        </w:rPr>
-        <w:t xml:space="preserve">Problem verstehen</w:t>
-      </w:r>
-      <w:r>
-        <w:br/>
-      </w:r>
-      <w:r>
-        <w:rPr>
-          <w:rStyle w:val="VerbatimChar"/>
-        </w:rPr>
-        <w:t xml:space="preserve">      ↓</w:t>
-      </w:r>
-      <w:r>
-        <w:br/>
-      </w:r>
-      <w:r>
-        <w:rPr>
-          <w:rStyle w:val="VerbatimChar"/>
-        </w:rPr>
-        <w:t xml:space="preserve">analysieren</w:t>
-      </w:r>
-      <w:r>
-        <w:br/>
-      </w:r>
-      <w:r>
-        <w:rPr>
-          <w:rStyle w:val="VerbatimChar"/>
-        </w:rPr>
-        <w:t xml:space="preserve">      ↓</w:t>
-      </w:r>
-      <w:r>
-        <w:br/>
-      </w:r>
-      <w:r>
-        <w:rPr>
-          <w:rStyle w:val="VerbatimChar"/>
-        </w:rPr>
-        <w:t xml:space="preserve">Lösung entwerfen</w:t>
-      </w:r>
-      <w:r>
-        <w:br/>
-      </w:r>
-      <w:r>
-        <w:rPr>
-          <w:rStyle w:val="VerbatimChar"/>
-        </w:rPr>
-        <w:t xml:space="preserve">      ↓</w:t>
-      </w:r>
-      <w:r>
-        <w:br/>
-      </w:r>
-      <w:r>
-        <w:rPr>
-          <w:rStyle w:val="VerbatimChar"/>
-        </w:rPr>
-        <w:t xml:space="preserve">umsetzen</w:t>
-      </w:r>
-      <w:r>
-        <w:br/>
-      </w:r>
-      <w:r>
-        <w:rPr>
-          <w:rStyle w:val="VerbatimChar"/>
-        </w:rPr>
-        <w:t xml:space="preserve">      ↓</w:t>
-      </w:r>
-      <w:r>
-        <w:br/>
-      </w:r>
-      <w:r>
-        <w:rPr>
-          <w:rStyle w:val="VerbatimChar"/>
-        </w:rPr>
-        <w:t xml:space="preserve">testen</w:t>
-      </w:r>
-      <w:r>
-        <w:br/>
-      </w:r>
-      <w:r>
-        <w:rPr>
-          <w:rStyle w:val="VerbatimChar"/>
-        </w:rPr>
-        <w:t xml:space="preserve">      ↓</w:t>
-      </w:r>
-      <w:r>
-        <w:br/>
-      </w:r>
-      <w:r>
-        <w:rPr>
-          <w:rStyle w:val="VerbatimChar"/>
-        </w:rPr>
-        <w:t xml:space="preserve">verbessern</w:t>
-      </w:r>
-      <w:r>
-        <w:br/>
-      </w:r>
-      <w:r>
-        <w:rPr>
-          <w:rStyle w:val="VerbatimChar"/>
-        </w:rPr>
-        <w:t xml:space="preserve">      ↓</w:t>
-      </w:r>
-      <w:r>
-        <w:br/>
-      </w:r>
-      <w:r>
-        <w:rPr>
-          <w:rStyle w:val="VerbatimChar"/>
-        </w:rPr>
-        <w:t xml:space="preserve">dokumentieren</w:t>
-      </w:r>
-      <w:r>
-        <w:br/>
-      </w:r>
-      <w:r>
-        <w:rPr>
-          <w:rStyle w:val="VerbatimChar"/>
-        </w:rPr>
-        <w:t xml:space="preserve">      ↓</w:t>
-      </w:r>
-      <w:r>
-        <w:br/>
-      </w:r>
-      <w:r>
-        <w:rPr>
-          <w:rStyle w:val="VerbatimChar"/>
-        </w:rPr>
-        <w:t xml:space="preserve">reflektieren</w:t>
-      </w:r>
-    </w:p>
-    <w:bookmarkEnd w:id="25"/>
-    <w:bookmarkStart w:id="26" w:name="leistungsbewertung"/>
-    <w:p>
-      <w:pPr>
-        <w:pStyle w:val="Heading2"/>
-      </w:pPr>
-      <w:r>
-        <w:t xml:space="preserve">Leistungsbewertung</w:t>
-      </w:r>
-    </w:p>
-    <w:p>
-      <w:pPr>
-        <w:pStyle w:val="FirstParagraph"/>
-      </w:pPr>
-      <w:r>
-        <w:t xml:space="preserve">Schriftliche Leistungskontrollen sollen den tatsächlich behandelten Stoff prüfen. Die Komplexaufgabe kann zusätzlich zur Diagnose, Dokumentation und Reflexion genutzt werden; die konkrete Benotungsform richtet sich nach der schulischen Festlegung.</w:t>
-      </w:r>
-    </w:p>
-    <w:bookmarkEnd w:id="26"/>
-    <w:bookmarkStart w:id="27" w:name="status"/>
-    <w:p>
-      <w:pPr>
-        <w:pStyle w:val="Heading2"/>
-      </w:pPr>
-      <w:r>
-        <w:t xml:space="preserve">Status</w:t>
-      </w:r>
-    </w:p>
-    <w:p>
-      <w:pPr>
-        <w:pStyle w:val="FirstParagraph"/>
-      </w:pPr>
-      <w:r>
-        <w:t xml:space="preserve">Klasse 9 ist als ausgearbeitete Klassenstufe vorhanden. Diese Übersicht wurde nach der Fertigstellung von Klasse 7 und 8 auf den aktuellen Lehrplanbezug und die gemeinsame Werkstruktur abgestimmt.</w:t>
-      </w:r>
-    </w:p>
-    <w:p>
-      <w:r>
-        <w:br w:type="page"/>
-      </w:r>
-    </w:p>
-    <w:bookmarkEnd w:id="27"/>
-    <w:bookmarkEnd w:id="28"/>
-    <w:bookmarkStart w:id="34" w:name="audit-klasse-9"/>
-    <w:p>
-      <w:pPr>
-        <w:pStyle w:val="Heading1"/>
-      </w:pPr>
-      <w:r>
-        <w:t xml:space="preserve">Audit – Klasse 9</w:t>
-      </w:r>
-    </w:p>
-    <w:bookmarkStart w:id="29" w:name="anlass"/>
-    <w:p>
-      <w:pPr>
-        <w:pStyle w:val="Heading2"/>
-      </w:pPr>
-      <w:r>
-        <w:t xml:space="preserve">Anlass</w:t>
-      </w:r>
-    </w:p>
-    <w:p>
-      <w:pPr>
-        <w:pStyle w:val="FirstParagraph"/>
-      </w:pPr>
-      <w:r>
-        <w:t xml:space="preserve">Abgleich der bestehenden Materialien mit der gemeinsamen Struktur der Klassen 7 und 8 sowie mit dem sächsischen Lehrplan Informatik Oberschule 2022.</w:t>
-      </w:r>
-    </w:p>
-    <w:bookmarkEnd w:id="29"/>
-    <w:bookmarkStart w:id="30" w:name="korrigierte-inkonsistenzen"/>
-    <w:p>
-      <w:pPr>
-        <w:pStyle w:val="Heading2"/>
-      </w:pPr>
-      <w:r>
-        <w:t xml:space="preserve">Korrigierte Inkonsistenzen</w:t>
+        <w:t xml:space="preserve">Qualitätsregeln</w:t>
       </w:r>
     </w:p>
     <w:p>
@@ -921,7 +1297,7 @@
         <w:pStyle w:val="Compact"/>
       </w:pPr>
       <w:r>
-        <w:t xml:space="preserve">veralteter Status „erste Klassenstufe vollständig ausgearbeitet“ entfernt</w:t>
+        <w:t xml:space="preserve">Lernkontrollen prüfen nur Inhalte, die im Unterricht tatsächlich behandelt wurden.</w:t>
       </w:r>
     </w:p>
     <w:p>
@@ -933,7 +1309,7 @@
         <w:pStyle w:val="Compact"/>
       </w:pPr>
       <w:r>
-        <w:t xml:space="preserve">Lernbereich 1 auf den Lehrplan 2022 präzisiert</w:t>
+        <w:t xml:space="preserve">Vertiefungen werden ausdrücklich als solche gekennzeichnet.</w:t>
       </w:r>
     </w:p>
     <w:p>
@@ -945,7 +1321,7 @@
         <w:pStyle w:val="Compact"/>
       </w:pPr>
       <w:r>
-        <w:t xml:space="preserve">Primär- und Fremdschlüssel als optionale Vertiefung statt verbindlicher Kerninhalt gekennzeichnet</w:t>
+        <w:t xml:space="preserve">Präsentationen müssen Begriffe erklären und konkrete Beispiele enthalten; reine Schlagwortfolien reichen nicht aus.</w:t>
       </w:r>
     </w:p>
     <w:p>
@@ -957,7 +1333,7 @@
         <w:pStyle w:val="Compact"/>
       </w:pPr>
       <w:r>
-        <w:t xml:space="preserve">leere Lernbereichsübersicht ergänzt</w:t>
+        <w:t xml:space="preserve">Schüleraufgaben, Lehrerhinweise und Lösungen müssen fachlich dieselbe Aufgabenstellung abbilden.</w:t>
       </w:r>
     </w:p>
     <w:p>
@@ -969,37 +1345,296 @@
         <w:pStyle w:val="Compact"/>
       </w:pPr>
       <w:r>
-        <w:t xml:space="preserve">Meilensteinübersicht ergänzt</w:t>
+        <w:t xml:space="preserve">Quellen und Bildrechte werden spätestens bei der PPTX-Erstellung konkret nachgeführt.</w:t>
+      </w:r>
+    </w:p>
+    <w:bookmarkEnd w:id="36"/>
+    <w:bookmarkStart w:id="37" w:name="ergebnis"/>
+    <w:p>
+      <w:pPr>
+        <w:pStyle w:val="Heading2"/>
+      </w:pPr>
+      <w:r>
+        <w:t xml:space="preserve">Ergebnis</w:t>
       </w:r>
     </w:p>
     <w:p>
       <w:pPr>
-        <w:numPr>
-          <w:ilvl w:val="0"/>
-          <w:numId w:val="1005"/>
-        </w:numPr>
-        <w:pStyle w:val="Compact"/>
-      </w:pPr>
-      <w:r>
-        <w:t xml:space="preserve">Leistungsbewertung sprachlich von Lehrplaninhalten getrennt</w:t>
-      </w:r>
-    </w:p>
-    <w:bookmarkEnd w:id="30"/>
-    <w:bookmarkStart w:id="31" w:name="verbindliche-struktur"/>
-    <w:p>
-      <w:pPr>
-        <w:pStyle w:val="Heading2"/>
-      </w:pPr>
-      <w:r>
-        <w:t xml:space="preserve">Verbindliche Struktur</w:t>
+        <w:pStyle w:val="FirstParagraph"/>
+      </w:pPr>
+      <w:r>
+        <w:t xml:space="preserve">Die Markdown-/Materialbasis von Klasse 9 ist nach diesem Audit strukturell vereinheitlicht und die identifizierten groben Inhaltslücken sind korrigiert. Der noch offene separate Qualitätsschritt ist die Erstellung bzw. visuelle Prüfung der PowerPoint-Dateien anhand der überarbeiteten Präsentationsquellen.</w:t>
       </w:r>
     </w:p>
     <w:p>
+      <w:r>
+        <w:br w:type="page"/>
+      </w:r>
+    </w:p>
+    <w:bookmarkEnd w:id="37"/>
+    <w:bookmarkEnd w:id="38"/>
+    <w:bookmarkStart w:id="55" w:name="meilensteine-klasse-9"/>
+    <w:p>
+      <w:pPr>
+        <w:pStyle w:val="Heading1"/>
+      </w:pPr>
+      <w:r>
+        <w:t xml:space="preserve">Meilensteine – Klasse 9</w:t>
+      </w:r>
+    </w:p>
+    <w:bookmarkStart w:id="43" w:name="halbjahr-1-informationen-und-daten"/>
+    <w:p>
+      <w:pPr>
+        <w:pStyle w:val="Heading2"/>
+      </w:pPr>
+      <w:r>
+        <w:t xml:space="preserve">Halbjahr 1 – Informationen und Daten</w:t>
+      </w:r>
+    </w:p>
+    <w:bookmarkStart w:id="39" w:name="meilenstein-1"/>
+    <w:p>
+      <w:pPr>
+        <w:pStyle w:val="Heading3"/>
+      </w:pPr>
+      <w:r>
+        <w:t xml:space="preserve">Meilenstein 1</w:t>
+      </w:r>
+    </w:p>
+    <w:p>
       <w:pPr>
         <w:pStyle w:val="FirstParagraph"/>
       </w:pPr>
       <w:r>
-        <w:t xml:space="preserve">Klasse 9 umfasst:</w:t>
+        <w:t xml:space="preserve">Große Datensammlungen verstehen und Datenbanksysteme einordnen.</w:t>
+      </w:r>
+    </w:p>
+    <w:bookmarkEnd w:id="39"/>
+    <w:bookmarkStart w:id="40" w:name="meilenstein-2"/>
+    <w:p>
+      <w:pPr>
+        <w:pStyle w:val="Heading3"/>
+      </w:pPr>
+      <w:r>
+        <w:t xml:space="preserve">Meilenstein 2</w:t>
+      </w:r>
+    </w:p>
+    <w:p>
+      <w:pPr>
+        <w:pStyle w:val="FirstParagraph"/>
+      </w:pPr>
+      <w:r>
+        <w:t xml:space="preserve">Datenstrukturen mit Tabelle, Datensatz, Datenfeld und geeigneten Felddatentypen modellieren.</w:t>
+      </w:r>
+    </w:p>
+    <w:bookmarkEnd w:id="40"/>
+    <w:bookmarkStart w:id="41" w:name="meilenstein-3"/>
+    <w:p>
+      <w:pPr>
+        <w:pStyle w:val="Heading3"/>
+      </w:pPr>
+      <w:r>
+        <w:t xml:space="preserve">Meilenstein 3</w:t>
+      </w:r>
+    </w:p>
+    <w:p>
+      <w:pPr>
+        <w:pStyle w:val="FirstParagraph"/>
+      </w:pPr>
+      <w:r>
+        <w:t xml:space="preserve">Daten speichern, sortieren, filtern, auswerten und Ergebnisse interpretieren.</w:t>
+      </w:r>
+    </w:p>
+    <w:bookmarkEnd w:id="41"/>
+    <w:bookmarkStart w:id="42" w:name="meilenstein-4"/>
+    <w:p>
+      <w:pPr>
+        <w:pStyle w:val="Heading3"/>
+      </w:pPr>
+      <w:r>
+        <w:t xml:space="preserve">Meilenstein 4</w:t>
+      </w:r>
+    </w:p>
+    <w:p>
+      <w:pPr>
+        <w:pStyle w:val="FirstParagraph"/>
+      </w:pPr>
+      <w:r>
+        <w:t xml:space="preserve">Automatisierte Datenverarbeitung, Big Data, Datenschutz und Persönlichkeitsrechte beurteilen.</w:t>
+      </w:r>
+    </w:p>
+    <w:p>
+      <w:pPr>
+        <w:pStyle w:val="BodyText"/>
+      </w:pPr>
+      <w:r>
+        <w:rPr>
+          <w:bCs/>
+          <w:b/>
+        </w:rPr>
+        <w:t xml:space="preserve">Qualitätshinweis:</w:t>
+      </w:r>
+      <w:r>
+        <w:t xml:space="preserve"> </w:t>
+      </w:r>
+      <w:r>
+        <w:t xml:space="preserve">Primär-/Fremdschlüssel und relationale Vertiefungen sind kein automatisch verbindlicher Prüfstoff. Entsprechende Lernkontrollen sind als Vertiefung gekennzeichnet.</w:t>
+      </w:r>
+    </w:p>
+    <w:bookmarkEnd w:id="42"/>
+    <w:bookmarkEnd w:id="43"/>
+    <w:bookmarkStart w:id="48" w:name="X86dc292879e1a0a0cbe118686652d112463e4e9"/>
+    <w:p>
+      <w:pPr>
+        <w:pStyle w:val="Heading2"/>
+      </w:pPr>
+      <w:r>
+        <w:t xml:space="preserve">Halbjahr 2 – Komplexaufgabe zur Algorithmierung</w:t>
+      </w:r>
+    </w:p>
+    <w:bookmarkStart w:id="44" w:name="meilenstein-5"/>
+    <w:p>
+      <w:pPr>
+        <w:pStyle w:val="Heading3"/>
+      </w:pPr>
+      <w:r>
+        <w:t xml:space="preserve">Meilenstein 5</w:t>
+      </w:r>
+    </w:p>
+    <w:p>
+      <w:pPr>
+        <w:pStyle w:val="FirstParagraph"/>
+      </w:pPr>
+      <w:r>
+        <w:t xml:space="preserve">Projekt und Problem definieren, Team und Ablauf planen.</w:t>
+      </w:r>
+    </w:p>
+    <w:bookmarkEnd w:id="44"/>
+    <w:bookmarkStart w:id="45" w:name="meilenstein-6"/>
+    <w:p>
+      <w:pPr>
+        <w:pStyle w:val="Heading3"/>
+      </w:pPr>
+      <w:r>
+        <w:t xml:space="preserve">Meilenstein 6</w:t>
+      </w:r>
+    </w:p>
+    <w:p>
+      <w:pPr>
+        <w:pStyle w:val="FirstParagraph"/>
+      </w:pPr>
+      <w:r>
+        <w:t xml:space="preserve">Problemanalyse und Lösungsentwurf erstellen.</w:t>
+      </w:r>
+    </w:p>
+    <w:bookmarkEnd w:id="45"/>
+    <w:bookmarkStart w:id="46" w:name="meilenstein-7"/>
+    <w:p>
+      <w:pPr>
+        <w:pStyle w:val="Heading3"/>
+      </w:pPr>
+      <w:r>
+        <w:t xml:space="preserve">Meilenstein 7</w:t>
+      </w:r>
+    </w:p>
+    <w:p>
+      <w:pPr>
+        <w:pStyle w:val="FirstParagraph"/>
+      </w:pPr>
+      <w:r>
+        <w:t xml:space="preserve">Lösung umsetzen, testen und iterativ verbessern.</w:t>
+      </w:r>
+    </w:p>
+    <w:bookmarkEnd w:id="46"/>
+    <w:bookmarkStart w:id="47" w:name="meilenstein-8"/>
+    <w:p>
+      <w:pPr>
+        <w:pStyle w:val="Heading3"/>
+      </w:pPr>
+      <w:r>
+        <w:t xml:space="preserve">Meilenstein 8</w:t>
+      </w:r>
+    </w:p>
+    <w:p>
+      <w:pPr>
+        <w:pStyle w:val="FirstParagraph"/>
+      </w:pPr>
+      <w:r>
+        <w:t xml:space="preserve">Projekt dokumentieren, präsentieren und reflektieren.</w:t>
+      </w:r>
+    </w:p>
+    <w:bookmarkEnd w:id="47"/>
+    <w:bookmarkEnd w:id="48"/>
+    <w:bookmarkStart w:id="52" w:name="wahlbereiche"/>
+    <w:p>
+      <w:pPr>
+        <w:pStyle w:val="Heading2"/>
+      </w:pPr>
+      <w:r>
+        <w:t xml:space="preserve">Wahlbereiche</w:t>
+      </w:r>
+    </w:p>
+    <w:bookmarkStart w:id="49" w:name="informatik-und-automatisierung"/>
+    <w:p>
+      <w:pPr>
+        <w:pStyle w:val="Heading3"/>
+      </w:pPr>
+      <w:r>
+        <w:t xml:space="preserve">Informatik und Automatisierung</w:t>
+      </w:r>
+    </w:p>
+    <w:p>
+      <w:pPr>
+        <w:pStyle w:val="FirstParagraph"/>
+      </w:pPr>
+      <w:r>
+        <w:t xml:space="preserve">Automatisierte Prozesse analysieren, Sensor–Verarbeitung–Aktor erklären sowie Nutzen, Fehler, Kontrolle, Datenschutz, Datensicherheit und gesellschaftliche Auswirkungen beurteilen.</w:t>
+      </w:r>
+    </w:p>
+    <w:bookmarkEnd w:id="49"/>
+    <w:bookmarkStart w:id="50" w:name="mobile-endgeräte"/>
+    <w:p>
+      <w:pPr>
+        <w:pStyle w:val="Heading3"/>
+      </w:pPr>
+      <w:r>
+        <w:t xml:space="preserve">Mobile Endgeräte</w:t>
+      </w:r>
+    </w:p>
+    <w:p>
+      <w:pPr>
+        <w:pStyle w:val="FirstParagraph"/>
+      </w:pPr>
+      <w:r>
+        <w:t xml:space="preserve">App-Berechtigungen, Datenverarbeitung, Cookies/Werbung, Gerätesicherheit, Rechte anderer und Netiquette anhand konkreter Fälle beurteilen.</w:t>
+      </w:r>
+    </w:p>
+    <w:bookmarkEnd w:id="50"/>
+    <w:bookmarkStart w:id="51" w:name="computergrafik"/>
+    <w:p>
+      <w:pPr>
+        <w:pStyle w:val="Heading3"/>
+      </w:pPr>
+      <w:r>
+        <w:t xml:space="preserve">Computergrafik</w:t>
+      </w:r>
+    </w:p>
+    <w:p>
+      <w:pPr>
+        <w:pStyle w:val="FirstParagraph"/>
+      </w:pPr>
+      <w:r>
+        <w:t xml:space="preserve">Bildbearbeitung und manipulative Verwendung unterscheiden, Quelle und Kontext prüfen sowie die Wirkung irreführender Bilder auf Wahrnehmung und Meinungsbildung beurteilen.</w:t>
+      </w:r>
+    </w:p>
+    <w:bookmarkEnd w:id="51"/>
+    <w:bookmarkEnd w:id="52"/>
+    <w:bookmarkStart w:id="53" w:name="lehrplan-zeitrichtwerte"/>
+    <w:p>
+      <w:pPr>
+        <w:pStyle w:val="Heading2"/>
+      </w:pPr>
+      <w:r>
+        <w:t xml:space="preserve">Lehrplan-Zeitrichtwerte</w:t>
       </w:r>
     </w:p>
     <w:p>
@@ -1011,11 +1646,7 @@
         <w:pStyle w:val="Compact"/>
       </w:pPr>
       <w:r>
-        <w:rPr>
-          <w:bCs/>
-          <w:b/>
-        </w:rPr>
-        <w:t xml:space="preserve">Informationen und Daten – 13 Ustd.</w:t>
+        <w:t xml:space="preserve">Lernbereich 1: 13 Ustd.</w:t>
       </w:r>
     </w:p>
     <w:p>
@@ -1027,11 +1658,7 @@
         <w:pStyle w:val="Compact"/>
       </w:pPr>
       <w:r>
-        <w:rPr>
-          <w:bCs/>
-          <w:b/>
-        </w:rPr>
-        <w:t xml:space="preserve">Komplexaufgabe zur Algorithmierung – 12 Ustd.</w:t>
+        <w:t xml:space="preserve">Lernbereich 2: 12 Ustd.</w:t>
       </w:r>
     </w:p>
     <w:p>
@@ -1043,250 +1670,17 @@
         <w:pStyle w:val="Compact"/>
       </w:pPr>
       <w:r>
-        <w:t xml:space="preserve">optionale Wahlbereiche</w:t>
+        <w:t xml:space="preserve">Wahlbereiche werden entsprechend schulischer Planung ausgewählt und eingeordnet.</w:t>
       </w:r>
     </w:p>
-    <w:bookmarkEnd w:id="31"/>
-    <w:bookmarkStart w:id="32" w:name="qualitätsregel"/>
+    <w:bookmarkEnd w:id="53"/>
+    <w:bookmarkStart w:id="54" w:name="qualitätssicherung"/>
     <w:p>
       <w:pPr>
         <w:pStyle w:val="Heading2"/>
       </w:pPr>
       <w:r>
-        <w:t xml:space="preserve">Qualitätsregel</w:t>
-      </w:r>
-    </w:p>
-    <w:p>
-      <w:pPr>
-        <w:pStyle w:val="FirstParagraph"/>
-      </w:pPr>
-      <w:r>
-        <w:t xml:space="preserve">Lernkontrollen prüfen nur Inhalte, die im Unterricht verbindlich behandelt wurden. Vertiefungen werden in Arbeitsmaterialien als solche erkennbar gemacht.</w:t>
-      </w:r>
-    </w:p>
-    <w:bookmarkEnd w:id="32"/>
-    <w:bookmarkStart w:id="33" w:name="ergebnis"/>
-    <w:p>
-      <w:pPr>
-        <w:pStyle w:val="Heading2"/>
-      </w:pPr>
-      <w:r>
-        <w:t xml:space="preserve">Ergebnis</w:t>
-      </w:r>
-    </w:p>
-    <w:p>
-      <w:pPr>
-        <w:pStyle w:val="FirstParagraph"/>
-      </w:pPr>
-      <w:r>
-        <w:t xml:space="preserve">Die Klassenübersicht und der erste Lernbereich sind nun konsistent mit dem Lehrplan 2022 und der gemeinsamen Repository-Struktur. Bestehende Unterrichtsmaterialien bleiben erhalten; fachlich weitergehende Inhalte werden nicht entfernt, sondern als Vertiefung eingeordnet.</w:t>
-      </w:r>
-    </w:p>
-    <w:p>
-      <w:r>
-        <w:br w:type="page"/>
-      </w:r>
-    </w:p>
-    <w:bookmarkEnd w:id="33"/>
-    <w:bookmarkEnd w:id="34"/>
-    <w:bookmarkStart w:id="47" w:name="meilensteine-klasse-9"/>
-    <w:p>
-      <w:pPr>
-        <w:pStyle w:val="Heading1"/>
-      </w:pPr>
-      <w:r>
-        <w:t xml:space="preserve">Meilensteine – Klasse 9</w:t>
-      </w:r>
-    </w:p>
-    <w:bookmarkStart w:id="39" w:name="halbjahr-1-informationen-und-daten"/>
-    <w:p>
-      <w:pPr>
-        <w:pStyle w:val="Heading2"/>
-      </w:pPr>
-      <w:r>
-        <w:t xml:space="preserve">Halbjahr 1 – Informationen und Daten</w:t>
-      </w:r>
-    </w:p>
-    <w:bookmarkStart w:id="35" w:name="meilenstein-1"/>
-    <w:p>
-      <w:pPr>
-        <w:pStyle w:val="Heading3"/>
-      </w:pPr>
-      <w:r>
-        <w:t xml:space="preserve">Meilenstein 1</w:t>
-      </w:r>
-    </w:p>
-    <w:p>
-      <w:pPr>
-        <w:pStyle w:val="FirstParagraph"/>
-      </w:pPr>
-      <w:r>
-        <w:t xml:space="preserve">Große Datensammlungen verstehen und Datenbanksysteme einordnen.</w:t>
-      </w:r>
-    </w:p>
-    <w:bookmarkEnd w:id="35"/>
-    <w:bookmarkStart w:id="36" w:name="meilenstein-2"/>
-    <w:p>
-      <w:pPr>
-        <w:pStyle w:val="Heading3"/>
-      </w:pPr>
-      <w:r>
-        <w:t xml:space="preserve">Meilenstein 2</w:t>
-      </w:r>
-    </w:p>
-    <w:p>
-      <w:pPr>
-        <w:pStyle w:val="FirstParagraph"/>
-      </w:pPr>
-      <w:r>
-        <w:t xml:space="preserve">Datenstrukturen mit Tabelle, Datensatz, Datenfeld und geeigneten Felddatentypen modellieren.</w:t>
-      </w:r>
-    </w:p>
-    <w:bookmarkEnd w:id="36"/>
-    <w:bookmarkStart w:id="37" w:name="meilenstein-3"/>
-    <w:p>
-      <w:pPr>
-        <w:pStyle w:val="Heading3"/>
-      </w:pPr>
-      <w:r>
-        <w:t xml:space="preserve">Meilenstein 3</w:t>
-      </w:r>
-    </w:p>
-    <w:p>
-      <w:pPr>
-        <w:pStyle w:val="FirstParagraph"/>
-      </w:pPr>
-      <w:r>
-        <w:t xml:space="preserve">Daten speichern, sortieren, filtern, auswerten und Ergebnisse interpretieren.</w:t>
-      </w:r>
-    </w:p>
-    <w:bookmarkEnd w:id="37"/>
-    <w:bookmarkStart w:id="38" w:name="meilenstein-4"/>
-    <w:p>
-      <w:pPr>
-        <w:pStyle w:val="Heading3"/>
-      </w:pPr>
-      <w:r>
-        <w:t xml:space="preserve">Meilenstein 4</w:t>
-      </w:r>
-    </w:p>
-    <w:p>
-      <w:pPr>
-        <w:pStyle w:val="FirstParagraph"/>
-      </w:pPr>
-      <w:r>
-        <w:t xml:space="preserve">Automatisierte Datenverarbeitung, Big Data, Datenschutz und Persönlichkeitsrechte beurteilen.</w:t>
-      </w:r>
-    </w:p>
-    <w:bookmarkEnd w:id="38"/>
-    <w:bookmarkEnd w:id="39"/>
-    <w:bookmarkStart w:id="44" w:name="X86dc292879e1a0a0cbe118686652d112463e4e9"/>
-    <w:p>
-      <w:pPr>
-        <w:pStyle w:val="Heading2"/>
-      </w:pPr>
-      <w:r>
-        <w:t xml:space="preserve">Halbjahr 2 – Komplexaufgabe zur Algorithmierung</w:t>
-      </w:r>
-    </w:p>
-    <w:bookmarkStart w:id="40" w:name="meilenstein-5"/>
-    <w:p>
-      <w:pPr>
-        <w:pStyle w:val="Heading3"/>
-      </w:pPr>
-      <w:r>
-        <w:t xml:space="preserve">Meilenstein 5</w:t>
-      </w:r>
-    </w:p>
-    <w:p>
-      <w:pPr>
-        <w:pStyle w:val="FirstParagraph"/>
-      </w:pPr>
-      <w:r>
-        <w:t xml:space="preserve">Projekt und Problem definieren, Team und Ablauf planen.</w:t>
-      </w:r>
-    </w:p>
-    <w:bookmarkEnd w:id="40"/>
-    <w:bookmarkStart w:id="41" w:name="meilenstein-6"/>
-    <w:p>
-      <w:pPr>
-        <w:pStyle w:val="Heading3"/>
-      </w:pPr>
-      <w:r>
-        <w:t xml:space="preserve">Meilenstein 6</w:t>
-      </w:r>
-    </w:p>
-    <w:p>
-      <w:pPr>
-        <w:pStyle w:val="FirstParagraph"/>
-      </w:pPr>
-      <w:r>
-        <w:t xml:space="preserve">Problemanalyse und Lösungsentwurf erstellen.</w:t>
-      </w:r>
-    </w:p>
-    <w:bookmarkEnd w:id="41"/>
-    <w:bookmarkStart w:id="42" w:name="meilenstein-7"/>
-    <w:p>
-      <w:pPr>
-        <w:pStyle w:val="Heading3"/>
-      </w:pPr>
-      <w:r>
-        <w:t xml:space="preserve">Meilenstein 7</w:t>
-      </w:r>
-    </w:p>
-    <w:p>
-      <w:pPr>
-        <w:pStyle w:val="FirstParagraph"/>
-      </w:pPr>
-      <w:r>
-        <w:t xml:space="preserve">Lösung umsetzen, testen und iterativ verbessern.</w:t>
-      </w:r>
-    </w:p>
-    <w:bookmarkEnd w:id="42"/>
-    <w:bookmarkStart w:id="43" w:name="meilenstein-8"/>
-    <w:p>
-      <w:pPr>
-        <w:pStyle w:val="Heading3"/>
-      </w:pPr>
-      <w:r>
-        <w:t xml:space="preserve">Meilenstein 8</w:t>
-      </w:r>
-    </w:p>
-    <w:p>
-      <w:pPr>
-        <w:pStyle w:val="FirstParagraph"/>
-      </w:pPr>
-      <w:r>
-        <w:t xml:space="preserve">Projekt dokumentieren, präsentieren und reflektieren.</w:t>
-      </w:r>
-    </w:p>
-    <w:bookmarkEnd w:id="43"/>
-    <w:bookmarkEnd w:id="44"/>
-    <w:bookmarkStart w:id="45" w:name="wahlbereich"/>
-    <w:p>
-      <w:pPr>
-        <w:pStyle w:val="Heading2"/>
-      </w:pPr>
-      <w:r>
-        <w:t xml:space="preserve">Wahlbereich</w:t>
-      </w:r>
-    </w:p>
-    <w:p>
-      <w:pPr>
-        <w:pStyle w:val="FirstParagraph"/>
-      </w:pPr>
-      <w:r>
-        <w:t xml:space="preserve">Informatik und Automatisierung kann ergänzend eingesetzt werden, insbesondere für gesellschaftliche Bewertung von Bots, Smart Home, Sprachassistenten, Drohnen und automatisierter Meinungsbeeinflussung.</w:t>
-      </w:r>
-    </w:p>
-    <w:bookmarkEnd w:id="45"/>
-    <w:bookmarkStart w:id="46" w:name="lehrplan-zeitrichtwerte"/>
-    <w:p>
-      <w:pPr>
-        <w:pStyle w:val="Heading2"/>
-      </w:pPr>
-      <w:r>
-        <w:t xml:space="preserve">Lehrplan-Zeitrichtwerte</w:t>
+        <w:t xml:space="preserve">Qualitätssicherung</w:t>
       </w:r>
     </w:p>
     <w:p>
@@ -1298,7 +1692,7 @@
         <w:pStyle w:val="Compact"/>
       </w:pPr>
       <w:r>
-        <w:t xml:space="preserve">Lernbereich 1: 13 Ustd.</w:t>
+        <w:t xml:space="preserve">☒ Top-Level-Nummerierung eindeutig</w:t>
       </w:r>
     </w:p>
     <w:p>
@@ -1310,19 +1704,79 @@
         <w:pStyle w:val="Compact"/>
       </w:pPr>
       <w:r>
-        <w:t xml:space="preserve">Lernbereich 2: 12 Ustd.</w:t>
+        <w:t xml:space="preserve">☒ Pflichtlernbereiche mit einheitlicher Werkteilstruktur vorhanden</w:t>
       </w:r>
     </w:p>
     <w:p>
       <w:pPr>
+        <w:numPr>
+          <w:ilvl w:val="0"/>
+          <w:numId w:val="1007"/>
+        </w:numPr>
+        <w:pStyle w:val="Compact"/>
+      </w:pPr>
+      <w:r>
+        <w:t xml:space="preserve">☒ Wahlbereiche 03–05 inhaltlich ausgearbeitet</w:t>
+      </w:r>
+    </w:p>
+    <w:p>
+      <w:pPr>
+        <w:numPr>
+          <w:ilvl w:val="0"/>
+          <w:numId w:val="1007"/>
+        </w:numPr>
+        <w:pStyle w:val="Compact"/>
+      </w:pPr>
+      <w:r>
+        <w:t xml:space="preserve">☒ leere Kern-Arbeitsheftdateien vervollständigt</w:t>
+      </w:r>
+    </w:p>
+    <w:p>
+      <w:pPr>
+        <w:numPr>
+          <w:ilvl w:val="0"/>
+          <w:numId w:val="1007"/>
+        </w:numPr>
+        <w:pStyle w:val="Compact"/>
+      </w:pPr>
+      <w:r>
+        <w:t xml:space="preserve">☒ Vertiefungs-Lernkontrollen klar gekennzeichnet</w:t>
+      </w:r>
+    </w:p>
+    <w:p>
+      <w:pPr>
+        <w:numPr>
+          <w:ilvl w:val="0"/>
+          <w:numId w:val="1007"/>
+        </w:numPr>
+        <w:pStyle w:val="Compact"/>
+      </w:pPr>
+      <w:r>
+        <w:t xml:space="preserve">☒ Präsentations-MDs inhaltlich an Lernwege angeglichen</w:t>
+      </w:r>
+    </w:p>
+    <w:p>
+      <w:pPr>
+        <w:numPr>
+          <w:ilvl w:val="0"/>
+          <w:numId w:val="1007"/>
+        </w:numPr>
+        <w:pStyle w:val="Compact"/>
+      </w:pPr>
+      <w:r>
+        <w:t xml:space="preserve">☐ PowerPoint-Dateien erstellen bzw. visuell prüfen</w:t>
+      </w:r>
+    </w:p>
+    <w:p>
+      <w:pPr>
         <w:pStyle w:val="FirstParagraph"/>
       </w:pPr>
       <w:r>
         <w:t xml:space="preserve">Die konkrete Jahresplanung kann Wiederholung, Leistungskontrollen und schulische Besonderheiten zusätzlich berücksichtigen.</w:t>
       </w:r>
     </w:p>
-    <w:bookmarkEnd w:id="46"/>
-    <w:bookmarkEnd w:id="47"/>
+    <w:bookmarkEnd w:id="54"/>
+    <w:bookmarkEnd w:id="55"/>
     <w:sectPr>
       <w:headerReference r:id="rId9" w:type="default"/>
       <w:footerReference r:id="rId11" w:type="default"/>
@@ -1353,7 +1807,7 @@
       <w:rPr>
         <w:sz w:val="16"/>
       </w:rPr>
-      <w:t>Unterrichtsmaterial Oberschule Sachsen · Version v0.4.0-444-gad95bb4-dirty · Build 18.08.2026</w:t>
+      <w:t>Unterrichtsmaterial Oberschule Sachsen · Version v0.4.0-489-gf58e499-dirty · Build 18.08.2026</w:t>
     </w:r>
   </w:p>
 </w:ftr>
@@ -1858,18 +2312,6 @@
     <w:abstractNumId w:val="991"/>
   </w:num>
   <w:num w:numId="1002">
-    <w:abstractNumId w:val="991"/>
-  </w:num>
-  <w:num w:numId="1003">
-    <w:abstractNumId w:val="991"/>
-  </w:num>
-  <w:num w:numId="1004">
-    <w:abstractNumId w:val="991"/>
-  </w:num>
-  <w:num w:numId="1005">
-    <w:abstractNumId w:val="991"/>
-  </w:num>
-  <w:num w:numId="1006">
     <w:abstractNumId w:val="99411"/>
     <w:lvlOverride w:ilvl="0">
       <w:startOverride w:val="1"/>
@@ -1898,6 +2340,18 @@
     <w:lvlOverride w:ilvl="8">
       <w:startOverride w:val="1"/>
     </w:lvlOverride>
+  </w:num>
+  <w:num w:numId="1003">
+    <w:abstractNumId w:val="991"/>
+  </w:num>
+  <w:num w:numId="1004">
+    <w:abstractNumId w:val="991"/>
+  </w:num>
+  <w:num w:numId="1005">
+    <w:abstractNumId w:val="991"/>
+  </w:num>
+  <w:num w:numId="1006">
+    <w:abstractNumId w:val="991"/>
   </w:num>
   <w:num w:numId="1007">
     <w:abstractNumId w:val="991"/>

--- a/Ausgabe/Klasse_9.docx
+++ b/Ausgabe/Klasse_9.docx
@@ -49,7 +49,7 @@
         <w:br w:type="page"/>
       </w:r>
     </w:p>
-    <w:bookmarkStart w:id="28" w:name="informatik-klasse-9"/>
+    <w:bookmarkStart w:id="30" w:name="informatik-klasse-9"/>
     <w:p>
       <w:pPr>
         <w:pStyle w:val="Heading1"/>
@@ -112,7 +112,7 @@
         <w:pStyle w:val="FirstParagraph"/>
       </w:pPr>
       <w:r>
-        <w:t xml:space="preserve">Ergänzend stehen Wahlbereiche zur Verfügung.</w:t>
+        <w:t xml:space="preserve">Ergänzend stehen drei Wahlbereiche zur Verfügung.</w:t>
       </w:r>
     </w:p>
     <w:p>
@@ -152,6 +152,24 @@
         </w:rPr>
         <w:t xml:space="preserve">03_Wahlbereich_Informatik_und_Automatisierung/</w:t>
       </w:r>
+      <w:r>
+        <w:br/>
+      </w:r>
+      <w:r>
+        <w:rPr>
+          <w:rStyle w:val="VerbatimChar"/>
+        </w:rPr>
+        <w:t xml:space="preserve">04_Wahlbereich_Mobile_Endgeraete/</w:t>
+      </w:r>
+      <w:r>
+        <w:br/>
+      </w:r>
+      <w:r>
+        <w:rPr>
+          <w:rStyle w:val="VerbatimChar"/>
+        </w:rPr>
+        <w:t xml:space="preserve">05_Wahlbereich_Computergrafik/</w:t>
+      </w:r>
     </w:p>
     <w:bookmarkEnd w:id="20"/>
     <w:bookmarkStart w:id="21" w:name="lernbereich-1-informationen-und-daten"/>
@@ -169,6 +187,704 @@
       </w:pPr>
       <w:r>
         <w:t xml:space="preserve">Schwerpunkte:</w:t>
+      </w:r>
+      <w:r>
+        <w:t xml:space="preserve"> </w:t>
+      </w:r>
+      <w:r>
+        <w:t xml:space="preserve">- große Datensammlungen und ihre Nutzung im Alltag</w:t>
+      </w:r>
+      <w:r>
+        <w:t xml:space="preserve"> </w:t>
+      </w:r>
+      <w:r>
+        <w:t xml:space="preserve">- Datenbanksystem als Einheit von Datenbankmanagementsystem und Datenbasis</w:t>
+      </w:r>
+      <w:r>
+        <w:t xml:space="preserve"> </w:t>
+      </w:r>
+      <w:r>
+        <w:t xml:space="preserve">- Tabelle, Datensatz und Datenfeld</w:t>
+      </w:r>
+      <w:r>
+        <w:t xml:space="preserve"> </w:t>
+      </w:r>
+      <w:r>
+        <w:t xml:space="preserve">- Felddatentypen: Text, Zahl, Datum, Währung und Wahrheitswert</w:t>
+      </w:r>
+      <w:r>
+        <w:t xml:space="preserve"> </w:t>
+      </w:r>
+      <w:r>
+        <w:t xml:space="preserve">- einfache Datenmodelle</w:t>
+      </w:r>
+      <w:r>
+        <w:t xml:space="preserve"> </w:t>
+      </w:r>
+      <w:r>
+        <w:t xml:space="preserve">- Einfügen, Sortieren, Filtern, Auswerten und Zusammenfassen</w:t>
+      </w:r>
+      <w:r>
+        <w:t xml:space="preserve"> </w:t>
+      </w:r>
+      <w:r>
+        <w:t xml:space="preserve">- Interpretation von Abfrageergebnissen</w:t>
+      </w:r>
+      <w:r>
+        <w:t xml:space="preserve"> </w:t>
+      </w:r>
+      <w:r>
+        <w:t xml:space="preserve">- Big Data und automatisierte Datenbeschaffung</w:t>
+      </w:r>
+      <w:r>
+        <w:t xml:space="preserve"> </w:t>
+      </w:r>
+      <w:r>
+        <w:t xml:space="preserve">- Chancen und Risiken automatisierter Datenverarbeitung</w:t>
+      </w:r>
+      <w:r>
+        <w:t xml:space="preserve"> </w:t>
+      </w:r>
+      <w:r>
+        <w:t xml:space="preserve">- Datenschutz, Persönlichkeitsrechte und gesellschaftlicher Umgang mit Daten</w:t>
+      </w:r>
+    </w:p>
+    <w:p>
+      <w:pPr>
+        <w:pStyle w:val="BodyText"/>
+      </w:pPr>
+      <w:r>
+        <w:rPr>
+          <w:bCs/>
+          <w:b/>
+        </w:rPr>
+        <w:t xml:space="preserve">Vertiefung:</w:t>
+      </w:r>
+      <w:r>
+        <w:t xml:space="preserve"> </w:t>
+      </w:r>
+      <w:r>
+        <w:t xml:space="preserve">Primär- und Fremdschlüssel können ergänzend behandelt werden. Lernkontrollen zu diesen Begriffen sind ausdrücklich als optionale Vertiefung gekennzeichnet und dürfen nur nach entsprechender Behandlung eingesetzt werden.</w:t>
+      </w:r>
+    </w:p>
+    <w:bookmarkEnd w:id="21"/>
+    <w:bookmarkStart w:id="22" w:name="X30775c870fc46d1b699f9c98227b6cd33162df3"/>
+    <w:p>
+      <w:pPr>
+        <w:pStyle w:val="Heading2"/>
+      </w:pPr>
+      <w:r>
+        <w:t xml:space="preserve">Lernbereich 2 – Komplexaufgabe zur Algorithmierung</w:t>
+      </w:r>
+    </w:p>
+    <w:p>
+      <w:pPr>
+        <w:pStyle w:val="FirstParagraph"/>
+      </w:pPr>
+      <w:r>
+        <w:t xml:space="preserve">Schwerpunkte:</w:t>
+      </w:r>
+      <w:r>
+        <w:t xml:space="preserve"> </w:t>
+      </w:r>
+      <w:r>
+        <w:t xml:space="preserve">- Definition und Phasen eines Projektes</w:t>
+      </w:r>
+      <w:r>
+        <w:t xml:space="preserve"> </w:t>
+      </w:r>
+      <w:r>
+        <w:t xml:space="preserve">- Planung des Projektablaufs</w:t>
+      </w:r>
+      <w:r>
+        <w:t xml:space="preserve"> </w:t>
+      </w:r>
+      <w:r>
+        <w:t xml:space="preserve">- Teambildung und Zusammenarbeit</w:t>
+      </w:r>
+      <w:r>
+        <w:t xml:space="preserve"> </w:t>
+      </w:r>
+      <w:r>
+        <w:t xml:space="preserve">- Problemanalyse und Lösungsentwurf</w:t>
+      </w:r>
+      <w:r>
+        <w:t xml:space="preserve"> </w:t>
+      </w:r>
+      <w:r>
+        <w:t xml:space="preserve">- Umsetzung</w:t>
+      </w:r>
+      <w:r>
+        <w:t xml:space="preserve"> </w:t>
+      </w:r>
+      <w:r>
+        <w:t xml:space="preserve">- Test und iterative Verbesserung</w:t>
+      </w:r>
+      <w:r>
+        <w:t xml:space="preserve"> </w:t>
+      </w:r>
+      <w:r>
+        <w:t xml:space="preserve">- Dokumentation und Präsentation</w:t>
+      </w:r>
+      <w:r>
+        <w:t xml:space="preserve"> </w:t>
+      </w:r>
+      <w:r>
+        <w:t xml:space="preserve">- Qualitätskreislauf</w:t>
+      </w:r>
+      <w:r>
+        <w:t xml:space="preserve"> </w:t>
+      </w:r>
+      <w:r>
+        <w:t xml:space="preserve">- Einsatz von Kommunikations- und Kooperationstools</w:t>
+      </w:r>
+    </w:p>
+    <w:p>
+      <w:pPr>
+        <w:pStyle w:val="BodyText"/>
+      </w:pPr>
+      <w:r>
+        <w:t xml:space="preserve">Algorithmische Grundlagen aus Klasse 8 werden nach Bedarf aktiviert. Scratch oder Python können als Werkzeuge genutzt werden; im Mittelpunkt steht das systematische Lösen einer Problemstellung im Team.</w:t>
+      </w:r>
+    </w:p>
+    <w:bookmarkEnd w:id="22"/>
+    <w:bookmarkStart w:id="23" w:name="X231038710c908d18e353716020976b22754a497"/>
+    <w:p>
+      <w:pPr>
+        <w:pStyle w:val="Heading2"/>
+      </w:pPr>
+      <w:r>
+        <w:t xml:space="preserve">Wahlbereich 03 – Informatik und Automatisierung</w:t>
+      </w:r>
+    </w:p>
+    <w:p>
+      <w:pPr>
+        <w:pStyle w:val="FirstParagraph"/>
+      </w:pPr>
+      <w:r>
+        <w:t xml:space="preserve">Schwerpunkte:</w:t>
+      </w:r>
+      <w:r>
+        <w:t xml:space="preserve"> </w:t>
+      </w:r>
+      <w:r>
+        <w:t xml:space="preserve">- Möglichkeiten und Grenzen automatisierter Prozesse</w:t>
+      </w:r>
+      <w:r>
+        <w:t xml:space="preserve"> </w:t>
+      </w:r>
+      <w:r>
+        <w:t xml:space="preserve">- Sensor – Verarbeitung – Aktor</w:t>
+      </w:r>
+      <w:r>
+        <w:t xml:space="preserve"> </w:t>
+      </w:r>
+      <w:r>
+        <w:t xml:space="preserve">- Bots und soziale Netzwerke</w:t>
+      </w:r>
+      <w:r>
+        <w:t xml:space="preserve"> </w:t>
+      </w:r>
+      <w:r>
+        <w:t xml:space="preserve">- Smart Home und Sprachassistenten</w:t>
+      </w:r>
+      <w:r>
+        <w:t xml:space="preserve"> </w:t>
+      </w:r>
+      <w:r>
+        <w:t xml:space="preserve">- Drohnen und technische Steuerungen</w:t>
+      </w:r>
+      <w:r>
+        <w:t xml:space="preserve"> </w:t>
+      </w:r>
+      <w:r>
+        <w:t xml:space="preserve">- Fehler, Kontrolle und Verantwortung</w:t>
+      </w:r>
+      <w:r>
+        <w:t xml:space="preserve"> </w:t>
+      </w:r>
+      <w:r>
+        <w:t xml:space="preserve">- Datenschutz und Datensicherheit</w:t>
+      </w:r>
+      <w:r>
+        <w:t xml:space="preserve"> </w:t>
+      </w:r>
+      <w:r>
+        <w:t xml:space="preserve">- automatisierte Auswahl von Inhalten und gesellschaftliche Auswirkungen</w:t>
+      </w:r>
+    </w:p>
+    <w:bookmarkEnd w:id="23"/>
+    <w:bookmarkStart w:id="24" w:name="wahlbereich-04-mobile-endgeräte"/>
+    <w:p>
+      <w:pPr>
+        <w:pStyle w:val="Heading2"/>
+      </w:pPr>
+      <w:r>
+        <w:t xml:space="preserve">Wahlbereich 04 – Mobile Endgeräte</w:t>
+      </w:r>
+    </w:p>
+    <w:p>
+      <w:pPr>
+        <w:pStyle w:val="FirstParagraph"/>
+      </w:pPr>
+      <w:r>
+        <w:t xml:space="preserve">Schwerpunkte:</w:t>
+      </w:r>
+      <w:r>
+        <w:t xml:space="preserve"> </w:t>
+      </w:r>
+      <w:r>
+        <w:t xml:space="preserve">- Daten und App-Berechtigungen</w:t>
+      </w:r>
+      <w:r>
+        <w:t xml:space="preserve"> </w:t>
+      </w:r>
+      <w:r>
+        <w:t xml:space="preserve">- Datenschutz und Datensicherheit</w:t>
+      </w:r>
+      <w:r>
+        <w:t xml:space="preserve"> </w:t>
+      </w:r>
+      <w:r>
+        <w:t xml:space="preserve">- Cookies/ähnliche Speicherung und personalisierte Werbung</w:t>
+      </w:r>
+      <w:r>
+        <w:t xml:space="preserve"> </w:t>
+      </w:r>
+      <w:r>
+        <w:t xml:space="preserve">- Persönlichkeits- und Urheberrechte beim Teilen von Inhalten</w:t>
+      </w:r>
+      <w:r>
+        <w:t xml:space="preserve"> </w:t>
+      </w:r>
+      <w:r>
+        <w:t xml:space="preserve">- Netiquette und verantwortliche Kommunikation</w:t>
+      </w:r>
+      <w:r>
+        <w:t xml:space="preserve"> </w:t>
+      </w:r>
+      <w:r>
+        <w:t xml:space="preserve">- begründeter Mobile-Check für Apps und Dienste</w:t>
+      </w:r>
+    </w:p>
+    <w:bookmarkEnd w:id="24"/>
+    <w:bookmarkStart w:id="25" w:name="wahlbereich-05-computergrafik"/>
+    <w:p>
+      <w:pPr>
+        <w:pStyle w:val="Heading2"/>
+      </w:pPr>
+      <w:r>
+        <w:t xml:space="preserve">Wahlbereich 05 – Computergrafik</w:t>
+      </w:r>
+    </w:p>
+    <w:p>
+      <w:pPr>
+        <w:pStyle w:val="FirstParagraph"/>
+      </w:pPr>
+      <w:r>
+        <w:t xml:space="preserve">Schwerpunkte:</w:t>
+      </w:r>
+      <w:r>
+        <w:t xml:space="preserve"> </w:t>
+      </w:r>
+      <w:r>
+        <w:t xml:space="preserve">- Bearbeitung und manipulative Verwendung digitaler Bilder</w:t>
+      </w:r>
+      <w:r>
+        <w:t xml:space="preserve"> </w:t>
+      </w:r>
+      <w:r>
+        <w:t xml:space="preserve">- Ausschnitt, Helligkeit/Farbe, Retusche, Montage und generative Veränderung</w:t>
+      </w:r>
+      <w:r>
+        <w:t xml:space="preserve"> </w:t>
+      </w:r>
+      <w:r>
+        <w:t xml:space="preserve">- Authentizität anhand von Quelle und Kontext prüfen</w:t>
+      </w:r>
+      <w:r>
+        <w:t xml:space="preserve"> </w:t>
+      </w:r>
+      <w:r>
+        <w:t xml:space="preserve">- Zeitpunkt/Ort und unabhängige weitere Quellen vergleichen</w:t>
+      </w:r>
+      <w:r>
+        <w:t xml:space="preserve"> </w:t>
+      </w:r>
+      <w:r>
+        <w:t xml:space="preserve">- Bild-/Rückwärtssuche als mögliche Prüfstrategie</w:t>
+      </w:r>
+      <w:r>
+        <w:t xml:space="preserve"> </w:t>
+      </w:r>
+      <w:r>
+        <w:t xml:space="preserve">- Wirkung irreführender Bilder auf Wahrnehmung und Meinungsbildung</w:t>
+      </w:r>
+    </w:p>
+    <w:bookmarkEnd w:id="25"/>
+    <w:bookmarkStart w:id="26" w:name="einheitliche-werkteilstruktur"/>
+    <w:p>
+      <w:pPr>
+        <w:pStyle w:val="Heading2"/>
+      </w:pPr>
+      <w:r>
+        <w:t xml:space="preserve">Einheitliche Werkteilstruktur</w:t>
+      </w:r>
+    </w:p>
+    <w:p>
+      <w:pPr>
+        <w:pStyle w:val="FirstParagraph"/>
+      </w:pPr>
+      <w:r>
+        <w:t xml:space="preserve">Die ausgearbeiteten Bereiche verwenden:</w:t>
+      </w:r>
+    </w:p>
+    <w:p>
+      <w:pPr>
+        <w:pStyle w:val="SourceCode"/>
+      </w:pPr>
+      <w:r>
+        <w:rPr>
+          <w:rStyle w:val="VerbatimChar"/>
+        </w:rPr>
+        <w:t xml:space="preserve">01_Arbeitsheft/</w:t>
+      </w:r>
+      <w:r>
+        <w:br/>
+      </w:r>
+      <w:r>
+        <w:rPr>
+          <w:rStyle w:val="VerbatimChar"/>
+        </w:rPr>
+        <w:t xml:space="preserve">02_Lehrerband/</w:t>
+      </w:r>
+      <w:r>
+        <w:br/>
+      </w:r>
+      <w:r>
+        <w:rPr>
+          <w:rStyle w:val="VerbatimChar"/>
+        </w:rPr>
+        <w:t xml:space="preserve">03_Material/</w:t>
+      </w:r>
+      <w:r>
+        <w:br/>
+      </w:r>
+      <w:r>
+        <w:rPr>
+          <w:rStyle w:val="VerbatimChar"/>
+        </w:rPr>
+        <w:t xml:space="preserve">04_Loesungen/</w:t>
+      </w:r>
+      <w:r>
+        <w:br/>
+      </w:r>
+      <w:r>
+        <w:rPr>
+          <w:rStyle w:val="VerbatimChar"/>
+        </w:rPr>
+        <w:t xml:space="preserve">05_Praesentationen/</w:t>
+      </w:r>
+      <w:r>
+        <w:br/>
+      </w:r>
+      <w:r>
+        <w:rPr>
+          <w:rStyle w:val="VerbatimChar"/>
+        </w:rPr>
+        <w:t xml:space="preserve">06_Dateien/</w:t>
+      </w:r>
+      <w:r>
+        <w:br/>
+      </w:r>
+      <w:r>
+        <w:rPr>
+          <w:rStyle w:val="VerbatimChar"/>
+        </w:rPr>
+        <w:t xml:space="preserve">07_Quellen/</w:t>
+      </w:r>
+      <w:r>
+        <w:br/>
+      </w:r>
+      <w:r>
+        <w:rPr>
+          <w:rStyle w:val="VerbatimChar"/>
+        </w:rPr>
+        <w:t xml:space="preserve">08_Bilder/</w:t>
+      </w:r>
+      <w:r>
+        <w:br/>
+      </w:r>
+      <w:r>
+        <w:rPr>
+          <w:rStyle w:val="VerbatimChar"/>
+        </w:rPr>
+        <w:t xml:space="preserve">09_Lernkontrollen/</w:t>
+      </w:r>
+    </w:p>
+    <w:p>
+      <w:pPr>
+        <w:pStyle w:val="FirstParagraph"/>
+      </w:pPr>
+      <w:r>
+        <w:t xml:space="preserve">Verzeichnisse werden nicht als leere Platzhalter geführt. Wenn kein externes Arbeitsmedium erforderlich ist, dokumentiert eine README den Zweck und die Abgrenzung des Werkteils.</w:t>
+      </w:r>
+    </w:p>
+    <w:p>
+      <w:pPr>
+        <w:pStyle w:val="BodyText"/>
+      </w:pPr>
+      <w:r>
+        <w:t xml:space="preserve">Technische JSON-Dateien zu Lernkontrollen können unter</w:t>
+      </w:r>
+      <w:r>
+        <w:t xml:space="preserve"> </w:t>
+      </w:r>
+      <w:r>
+        <w:rPr>
+          <w:rStyle w:val="VerbatimChar"/>
+        </w:rPr>
+        <w:t xml:space="preserve">09_Lernkontrollen/json/</w:t>
+      </w:r>
+      <w:r>
+        <w:t xml:space="preserve"> </w:t>
+      </w:r>
+      <w:r>
+        <w:t xml:space="preserve">liegen.</w:t>
+      </w:r>
+    </w:p>
+    <w:bookmarkEnd w:id="26"/>
+    <w:bookmarkStart w:id="27" w:name="arbeitsprinzip"/>
+    <w:p>
+      <w:pPr>
+        <w:pStyle w:val="Heading2"/>
+      </w:pPr>
+      <w:r>
+        <w:t xml:space="preserve">Arbeitsprinzip</w:t>
+      </w:r>
+    </w:p>
+    <w:p>
+      <w:pPr>
+        <w:pStyle w:val="FirstParagraph"/>
+      </w:pPr>
+      <w:r>
+        <w:t xml:space="preserve">Die Materialien folgen einem problemorientierten und iterativ-inkrementellen Ansatz:</w:t>
+      </w:r>
+    </w:p>
+    <w:p>
+      <w:pPr>
+        <w:pStyle w:val="SourceCode"/>
+      </w:pPr>
+      <w:r>
+        <w:rPr>
+          <w:rStyle w:val="VerbatimChar"/>
+        </w:rPr>
+        <w:t xml:space="preserve">Problem verstehen</w:t>
+      </w:r>
+      <w:r>
+        <w:br/>
+      </w:r>
+      <w:r>
+        <w:rPr>
+          <w:rStyle w:val="VerbatimChar"/>
+        </w:rPr>
+        <w:t xml:space="preserve">      ↓</w:t>
+      </w:r>
+      <w:r>
+        <w:br/>
+      </w:r>
+      <w:r>
+        <w:rPr>
+          <w:rStyle w:val="VerbatimChar"/>
+        </w:rPr>
+        <w:t xml:space="preserve">analysieren</w:t>
+      </w:r>
+      <w:r>
+        <w:br/>
+      </w:r>
+      <w:r>
+        <w:rPr>
+          <w:rStyle w:val="VerbatimChar"/>
+        </w:rPr>
+        <w:t xml:space="preserve">      ↓</w:t>
+      </w:r>
+      <w:r>
+        <w:br/>
+      </w:r>
+      <w:r>
+        <w:rPr>
+          <w:rStyle w:val="VerbatimChar"/>
+        </w:rPr>
+        <w:t xml:space="preserve">Lösung entwerfen</w:t>
+      </w:r>
+      <w:r>
+        <w:br/>
+      </w:r>
+      <w:r>
+        <w:rPr>
+          <w:rStyle w:val="VerbatimChar"/>
+        </w:rPr>
+        <w:t xml:space="preserve">      ↓</w:t>
+      </w:r>
+      <w:r>
+        <w:br/>
+      </w:r>
+      <w:r>
+        <w:rPr>
+          <w:rStyle w:val="VerbatimChar"/>
+        </w:rPr>
+        <w:t xml:space="preserve">umsetzen</w:t>
+      </w:r>
+      <w:r>
+        <w:br/>
+      </w:r>
+      <w:r>
+        <w:rPr>
+          <w:rStyle w:val="VerbatimChar"/>
+        </w:rPr>
+        <w:t xml:space="preserve">      ↓</w:t>
+      </w:r>
+      <w:r>
+        <w:br/>
+      </w:r>
+      <w:r>
+        <w:rPr>
+          <w:rStyle w:val="VerbatimChar"/>
+        </w:rPr>
+        <w:t xml:space="preserve">testen</w:t>
+      </w:r>
+      <w:r>
+        <w:br/>
+      </w:r>
+      <w:r>
+        <w:rPr>
+          <w:rStyle w:val="VerbatimChar"/>
+        </w:rPr>
+        <w:t xml:space="preserve">      ↓</w:t>
+      </w:r>
+      <w:r>
+        <w:br/>
+      </w:r>
+      <w:r>
+        <w:rPr>
+          <w:rStyle w:val="VerbatimChar"/>
+        </w:rPr>
+        <w:t xml:space="preserve">verbessern</w:t>
+      </w:r>
+      <w:r>
+        <w:br/>
+      </w:r>
+      <w:r>
+        <w:rPr>
+          <w:rStyle w:val="VerbatimChar"/>
+        </w:rPr>
+        <w:t xml:space="preserve">      ↓</w:t>
+      </w:r>
+      <w:r>
+        <w:br/>
+      </w:r>
+      <w:r>
+        <w:rPr>
+          <w:rStyle w:val="VerbatimChar"/>
+        </w:rPr>
+        <w:t xml:space="preserve">dokumentieren</w:t>
+      </w:r>
+      <w:r>
+        <w:br/>
+      </w:r>
+      <w:r>
+        <w:rPr>
+          <w:rStyle w:val="VerbatimChar"/>
+        </w:rPr>
+        <w:t xml:space="preserve">      ↓</w:t>
+      </w:r>
+      <w:r>
+        <w:br/>
+      </w:r>
+      <w:r>
+        <w:rPr>
+          <w:rStyle w:val="VerbatimChar"/>
+        </w:rPr>
+        <w:t xml:space="preserve">reflektieren</w:t>
+      </w:r>
+    </w:p>
+    <w:bookmarkEnd w:id="27"/>
+    <w:bookmarkStart w:id="28" w:name="leistungsbewertung"/>
+    <w:p>
+      <w:pPr>
+        <w:pStyle w:val="Heading2"/>
+      </w:pPr>
+      <w:r>
+        <w:t xml:space="preserve">Leistungsbewertung</w:t>
+      </w:r>
+    </w:p>
+    <w:p>
+      <w:pPr>
+        <w:pStyle w:val="FirstParagraph"/>
+      </w:pPr>
+      <w:r>
+        <w:t xml:space="preserve">Schriftliche Lernkontrollen prüfen nur tatsächlich behandelte Inhalte. Als Vertiefung ausgewiesene Fachbegriffe dürfen nicht ohne vorherige Behandlung zum verbindlichen Prüfstoff werden. Die konkrete Benotungsform richtet sich nach den schulischen Festlegungen.</w:t>
+      </w:r>
+    </w:p>
+    <w:bookmarkEnd w:id="28"/>
+    <w:bookmarkStart w:id="29" w:name="status"/>
+    <w:p>
+      <w:pPr>
+        <w:pStyle w:val="Heading2"/>
+      </w:pPr>
+      <w:r>
+        <w:t xml:space="preserve">Status</w:t>
+      </w:r>
+    </w:p>
+    <w:p>
+      <w:pPr>
+        <w:pStyle w:val="FirstParagraph"/>
+      </w:pPr>
+      <w:r>
+        <w:t xml:space="preserve">Die Markdown-/Materialstruktur von Klasse 9 ist über die beiden Pflichtlernbereiche und alle drei Wahlbereiche vereinheitlicht. Präsentationsquellen liegen als Markdown vor; die Erstellung und visuelle Prüfung der PowerPoint-Dateien erfolgt in einem getrennten Arbeitsschritt.</w:t>
+      </w:r>
+    </w:p>
+    <w:p>
+      <w:r>
+        <w:br w:type="page"/>
+      </w:r>
+    </w:p>
+    <w:bookmarkEnd w:id="29"/>
+    <w:bookmarkEnd w:id="30"/>
+    <w:bookmarkStart w:id="38" w:name="audit-klasse-9"/>
+    <w:p>
+      <w:pPr>
+        <w:pStyle w:val="Heading1"/>
+      </w:pPr>
+      <w:r>
+        <w:t xml:space="preserve">Audit – Klasse 9</w:t>
+      </w:r>
+    </w:p>
+    <w:bookmarkStart w:id="31" w:name="anlass"/>
+    <w:p>
+      <w:pPr>
+        <w:pStyle w:val="Heading2"/>
+      </w:pPr>
+      <w:r>
+        <w:t xml:space="preserve">Anlass</w:t>
+      </w:r>
+    </w:p>
+    <w:p>
+      <w:pPr>
+        <w:pStyle w:val="FirstParagraph"/>
+      </w:pPr>
+      <w:r>
+        <w:t xml:space="preserve">Abgleich der bestehenden Materialien mit der gemeinsamen Repository-Struktur, den Klassen 7/8 und dem ausgewiesenen Lehrplanbezug der Klassenstufe 9.</w:t>
+      </w:r>
+    </w:p>
+    <w:bookmarkEnd w:id="31"/>
+    <w:bookmarkStart w:id="32" w:name="geprüfte-bereiche"/>
+    <w:p>
+      <w:pPr>
+        <w:pStyle w:val="Heading2"/>
+      </w:pPr>
+      <w:r>
+        <w:t xml:space="preserve">Geprüfte Bereiche</w:t>
       </w:r>
     </w:p>
     <w:p>
@@ -180,7 +896,10 @@
         <w:pStyle w:val="Compact"/>
       </w:pPr>
       <w:r>
-        <w:t xml:space="preserve">große Datensammlungen und ihre Nutzung im Alltag</w:t>
+        <w:rPr>
+          <w:rStyle w:val="VerbatimChar"/>
+        </w:rPr>
+        <w:t xml:space="preserve">01_Informationen_und_Daten</w:t>
       </w:r>
     </w:p>
     <w:p>
@@ -192,7 +911,10 @@
         <w:pStyle w:val="Compact"/>
       </w:pPr>
       <w:r>
-        <w:t xml:space="preserve">Datenbanksystem als Einheit von Datenbankmanagementsystem und Datenbasis</w:t>
+        <w:rPr>
+          <w:rStyle w:val="VerbatimChar"/>
+        </w:rPr>
+        <w:t xml:space="preserve">02_Komplexaufgabe_zur_Algorithmierung</w:t>
       </w:r>
     </w:p>
     <w:p>
@@ -204,7 +926,10 @@
         <w:pStyle w:val="Compact"/>
       </w:pPr>
       <w:r>
-        <w:t xml:space="preserve">Tabelle, Datensatz und Datenfeld</w:t>
+        <w:rPr>
+          <w:rStyle w:val="VerbatimChar"/>
+        </w:rPr>
+        <w:t xml:space="preserve">03_Wahlbereich_Informatik_und_Automatisierung</w:t>
       </w:r>
     </w:p>
     <w:p>
@@ -216,7 +941,10 @@
         <w:pStyle w:val="Compact"/>
       </w:pPr>
       <w:r>
-        <w:t xml:space="preserve">Felddatentypen: Text, Zahl, Datum, Währung und Wahrheitswert</w:t>
+        <w:rPr>
+          <w:rStyle w:val="VerbatimChar"/>
+        </w:rPr>
+        <w:t xml:space="preserve">04_Wahlbereich_Mobile_Endgeraete</w:t>
       </w:r>
     </w:p>
     <w:p>
@@ -228,103 +956,20 @@
         <w:pStyle w:val="Compact"/>
       </w:pPr>
       <w:r>
-        <w:t xml:space="preserve">einfache Datenmodelle</w:t>
+        <w:rPr>
+          <w:rStyle w:val="VerbatimChar"/>
+        </w:rPr>
+        <w:t xml:space="preserve">05_Wahlbereich_Computergrafik</w:t>
       </w:r>
     </w:p>
+    <w:bookmarkEnd w:id="32"/>
+    <w:bookmarkStart w:id="33" w:name="korrigierte-strukturprobleme"/>
     <w:p>
       <w:pPr>
-        <w:numPr>
-          <w:ilvl w:val="0"/>
-          <w:numId w:val="1002"/>
-        </w:numPr>
-        <w:pStyle w:val="Compact"/>
-      </w:pPr>
-      <w:r>
-        <w:t xml:space="preserve">Einfügen, Sortieren, Filtern, Auswerten und Zusammenfassen</w:t>
-      </w:r>
-    </w:p>
-    <w:p>
-      <w:pPr>
-        <w:numPr>
-          <w:ilvl w:val="0"/>
-          <w:numId w:val="1002"/>
-        </w:numPr>
-        <w:pStyle w:val="Compact"/>
-      </w:pPr>
-      <w:r>
-        <w:t xml:space="preserve">Interpretation von Abfrageergebnissen</w:t>
-      </w:r>
-    </w:p>
-    <w:p>
-      <w:pPr>
-        <w:numPr>
-          <w:ilvl w:val="0"/>
-          <w:numId w:val="1002"/>
-        </w:numPr>
-        <w:pStyle w:val="Compact"/>
-      </w:pPr>
-      <w:r>
-        <w:t xml:space="preserve">Big Data und automatisierte Datenbeschaffung</w:t>
-      </w:r>
-    </w:p>
-    <w:p>
-      <w:pPr>
-        <w:numPr>
-          <w:ilvl w:val="0"/>
-          <w:numId w:val="1002"/>
-        </w:numPr>
-        <w:pStyle w:val="Compact"/>
-      </w:pPr>
-      <w:r>
-        <w:t xml:space="preserve">Chancen und Risiken automatisierter Datenverarbeitung</w:t>
-      </w:r>
-    </w:p>
-    <w:p>
-      <w:pPr>
-        <w:numPr>
-          <w:ilvl w:val="0"/>
-          <w:numId w:val="1002"/>
-        </w:numPr>
-        <w:pStyle w:val="Compact"/>
-      </w:pPr>
-      <w:r>
-        <w:t xml:space="preserve">Datenschutz, Persönlichkeitsrechte und gesellschaftlicher Umgang mit Daten</w:t>
-      </w:r>
-    </w:p>
-    <w:p>
-      <w:pPr>
-        <w:pStyle w:val="FirstParagraph"/>
-      </w:pPr>
-      <w:r>
-        <w:rPr>
-          <w:bCs/>
-          <w:b/>
-        </w:rPr>
-        <w:t xml:space="preserve">Hinweis:</w:t>
-      </w:r>
-      <w:r>
-        <w:t xml:space="preserve"> </w:t>
-      </w:r>
-      <w:r>
-        <w:t xml:space="preserve">Primär- und Fremdschlüssel können zur Vertiefung verwendet werden, sind im Lehrplan 2022 für Klasse 9 jedoch nicht als verbindliche Begriffe ausgewiesen.</w:t>
-      </w:r>
-    </w:p>
-    <w:bookmarkEnd w:id="21"/>
-    <w:bookmarkStart w:id="22" w:name="X30775c870fc46d1b699f9c98227b6cd33162df3"/>
-    <w:p>
-      <w:pPr>
         <w:pStyle w:val="Heading2"/>
       </w:pPr>
       <w:r>
-        <w:t xml:space="preserve">Lernbereich 2 – Komplexaufgabe zur Algorithmierung</w:t>
-      </w:r>
-    </w:p>
-    <w:p>
-      <w:pPr>
-        <w:pStyle w:val="FirstParagraph"/>
-      </w:pPr>
-      <w:r>
-        <w:t xml:space="preserve">Schwerpunkte:</w:t>
+        <w:t xml:space="preserve">Korrigierte Strukturprobleme</w:t>
       </w:r>
     </w:p>
     <w:p>
@@ -336,7 +981,7 @@
         <w:pStyle w:val="Compact"/>
       </w:pPr>
       <w:r>
-        <w:t xml:space="preserve">Definition und Phasen eines Projektes</w:t>
+        <w:t xml:space="preserve">Wahlbereiche 04 und 05 von reinen README-Hüllen zu vollständigen Werkbereichen ausgebaut.</w:t>
       </w:r>
     </w:p>
     <w:p>
@@ -348,7 +993,37 @@
         <w:pStyle w:val="Compact"/>
       </w:pPr>
       <w:r>
-        <w:t xml:space="preserve">Planung des Projektablaufs</w:t>
+        <w:t xml:space="preserve">Für 04 und 05 die Werkteile</w:t>
+      </w:r>
+      <w:r>
+        <w:t xml:space="preserve"> </w:t>
+      </w:r>
+      <w:r>
+        <w:rPr>
+          <w:rStyle w:val="VerbatimChar"/>
+        </w:rPr>
+        <w:t xml:space="preserve">01_Arbeitsheft</w:t>
+      </w:r>
+      <w:r>
+        <w:t xml:space="preserve"> </w:t>
+      </w:r>
+      <w:r>
+        <w:t xml:space="preserve">bis</w:t>
+      </w:r>
+      <w:r>
+        <w:t xml:space="preserve"> </w:t>
+      </w:r>
+      <w:r>
+        <w:rPr>
+          <w:rStyle w:val="VerbatimChar"/>
+        </w:rPr>
+        <w:t xml:space="preserve">09_Lernkontrollen</w:t>
+      </w:r>
+      <w:r>
+        <w:t xml:space="preserve"> </w:t>
+      </w:r>
+      <w:r>
+        <w:t xml:space="preserve">konsistent angelegt und mit sinnvollen Inhalten statt leerer Platzhalter versehen.</w:t>
       </w:r>
     </w:p>
     <w:p>
@@ -360,129 +1035,17 @@
         <w:pStyle w:val="Compact"/>
       </w:pPr>
       <w:r>
-        <w:t xml:space="preserve">Teambildung und Zusammenarbeit</w:t>
+        <w:t xml:space="preserve">Klassen-README und Meilensteine auf alle drei Wahlbereiche synchronisiert.</w:t>
       </w:r>
     </w:p>
+    <w:bookmarkEnd w:id="33"/>
+    <w:bookmarkStart w:id="34" w:name="korrigierte-inhaltsprobleme"/>
     <w:p>
       <w:pPr>
-        <w:numPr>
-          <w:ilvl w:val="0"/>
-          <w:numId w:val="1003"/>
-        </w:numPr>
-        <w:pStyle w:val="Compact"/>
-      </w:pPr>
-      <w:r>
-        <w:t xml:space="preserve">Problemanalyse</w:t>
-      </w:r>
-    </w:p>
-    <w:p>
-      <w:pPr>
-        <w:numPr>
-          <w:ilvl w:val="0"/>
-          <w:numId w:val="1003"/>
-        </w:numPr>
-        <w:pStyle w:val="Compact"/>
-      </w:pPr>
-      <w:r>
-        <w:t xml:space="preserve">Lösungsentwurf</w:t>
-      </w:r>
-    </w:p>
-    <w:p>
-      <w:pPr>
-        <w:numPr>
-          <w:ilvl w:val="0"/>
-          <w:numId w:val="1003"/>
-        </w:numPr>
-        <w:pStyle w:val="Compact"/>
-      </w:pPr>
-      <w:r>
-        <w:t xml:space="preserve">Umsetzung</w:t>
-      </w:r>
-    </w:p>
-    <w:p>
-      <w:pPr>
-        <w:numPr>
-          <w:ilvl w:val="0"/>
-          <w:numId w:val="1003"/>
-        </w:numPr>
-        <w:pStyle w:val="Compact"/>
-      </w:pPr>
-      <w:r>
-        <w:t xml:space="preserve">Test und Verbesserung</w:t>
-      </w:r>
-    </w:p>
-    <w:p>
-      <w:pPr>
-        <w:numPr>
-          <w:ilvl w:val="0"/>
-          <w:numId w:val="1003"/>
-        </w:numPr>
-        <w:pStyle w:val="Compact"/>
-      </w:pPr>
-      <w:r>
-        <w:t xml:space="preserve">Dokumentation</w:t>
-      </w:r>
-    </w:p>
-    <w:p>
-      <w:pPr>
-        <w:numPr>
-          <w:ilvl w:val="0"/>
-          <w:numId w:val="1003"/>
-        </w:numPr>
-        <w:pStyle w:val="Compact"/>
-      </w:pPr>
-      <w:r>
-        <w:t xml:space="preserve">Präsentation</w:t>
-      </w:r>
-    </w:p>
-    <w:p>
-      <w:pPr>
-        <w:numPr>
-          <w:ilvl w:val="0"/>
-          <w:numId w:val="1003"/>
-        </w:numPr>
-        <w:pStyle w:val="Compact"/>
-      </w:pPr>
-      <w:r>
-        <w:t xml:space="preserve">Qualitätskreislauf</w:t>
-      </w:r>
-    </w:p>
-    <w:p>
-      <w:pPr>
-        <w:numPr>
-          <w:ilvl w:val="0"/>
-          <w:numId w:val="1003"/>
-        </w:numPr>
-        <w:pStyle w:val="Compact"/>
-      </w:pPr>
-      <w:r>
-        <w:t xml:space="preserve">Einsatz von Kommunikations- und Kooperationstools</w:t>
-      </w:r>
-    </w:p>
-    <w:p>
-      <w:pPr>
-        <w:pStyle w:val="FirstParagraph"/>
-      </w:pPr>
-      <w:r>
-        <w:t xml:space="preserve">Die Programmiersprache bzw. Programmierumgebung ist ein Werkzeug. Im Mittelpunkt steht das systematische Lösen einer Problemstellung im Team.</w:t>
-      </w:r>
-    </w:p>
-    <w:bookmarkEnd w:id="22"/>
-    <w:bookmarkStart w:id="23" w:name="X305400a819db82502a4a5116f2bcc9a67f3af8d"/>
-    <w:p>
-      <w:pPr>
         <w:pStyle w:val="Heading2"/>
       </w:pPr>
       <w:r>
-        <w:t xml:space="preserve">Wahlbereich – Informatik und Automatisierung</w:t>
-      </w:r>
-    </w:p>
-    <w:p>
-      <w:pPr>
-        <w:pStyle w:val="FirstParagraph"/>
-      </w:pPr>
-      <w:r>
-        <w:t xml:space="preserve">Schwerpunkte:</w:t>
+        <w:t xml:space="preserve">Korrigierte Inhaltsprobleme</w:t>
       </w:r>
     </w:p>
     <w:p>
@@ -494,7 +1057,16 @@
         <w:pStyle w:val="Compact"/>
       </w:pPr>
       <w:r>
-        <w:t xml:space="preserve">Möglichkeiten und Grenzen automatisierter Prozesse</w:t>
+        <w:rPr>
+          <w:rStyle w:val="VerbatimChar"/>
+        </w:rPr>
+        <w:t xml:space="preserve">01_Informationen_und_Daten/01_Arbeitsheft/06_Ordnung_schaffen.md</w:t>
+      </w:r>
+      <w:r>
+        <w:t xml:space="preserve"> </w:t>
+      </w:r>
+      <w:r>
+        <w:t xml:space="preserve">war praktisch leer und wurde vollständig ausgearbeitet.</w:t>
       </w:r>
     </w:p>
     <w:p>
@@ -506,7 +1078,16 @@
         <w:pStyle w:val="Compact"/>
       </w:pPr>
       <w:r>
-        <w:t xml:space="preserve">Bots und soziale Netzwerke</w:t>
+        <w:rPr>
+          <w:rStyle w:val="VerbatimChar"/>
+        </w:rPr>
+        <w:t xml:space="preserve">02_Komplexaufgabe_zur_Algorithmierung/01_Arbeitsheft/04_Beispiele.md</w:t>
+      </w:r>
+      <w:r>
+        <w:t xml:space="preserve"> </w:t>
+      </w:r>
+      <w:r>
+        <w:t xml:space="preserve">war praktisch leer und wurde mit konkreten Algorithmus-, Schleifen-, Bedingungs- und Testfallbeispielen ergänzt.</w:t>
       </w:r>
     </w:p>
     <w:p>
@@ -518,7 +1099,23 @@
         <w:pStyle w:val="Compact"/>
       </w:pPr>
       <w:r>
-        <w:t xml:space="preserve">Smarthome und Sprachassistenten</w:t>
+        <w:t xml:space="preserve">Lernkontrollen zu Primär-/Fremdschlüsseln und 1:n-Beziehungen als</w:t>
+      </w:r>
+      <w:r>
+        <w:t xml:space="preserve"> </w:t>
+      </w:r>
+      <w:r>
+        <w:rPr>
+          <w:bCs/>
+          <w:b/>
+        </w:rPr>
+        <w:t xml:space="preserve">optionale Vertiefung</w:t>
+      </w:r>
+      <w:r>
+        <w:t xml:space="preserve"> </w:t>
+      </w:r>
+      <w:r>
+        <w:t xml:space="preserve">gekennzeichnet; sie dürfen nicht ohne entsprechende Unterrichtsbehandlung als verbindlicher Kern geprüft werden.</w:t>
       </w:r>
     </w:p>
     <w:p>
@@ -530,7 +1127,22 @@
         <w:pStyle w:val="Compact"/>
       </w:pPr>
       <w:r>
-        <w:t xml:space="preserve">Drohnen und technische Steuerungen</w:t>
+        <w:t xml:space="preserve">Präsentationsplan</w:t>
+      </w:r>
+      <w:r>
+        <w:t xml:space="preserve"> </w:t>
+      </w:r>
+      <w:r>
+        <w:rPr>
+          <w:rStyle w:val="VerbatimChar"/>
+        </w:rPr>
+        <w:t xml:space="preserve">03_Wahlbereich_Informatik_und_Automatisierung</w:t>
+      </w:r>
+      <w:r>
+        <w:t xml:space="preserve"> </w:t>
+      </w:r>
+      <w:r>
+        <w:t xml:space="preserve">von einer Schlagwortfolge zu einer erklärenden Unterrichtssequenz mit konkreten Beispielen, Sensor–Verarbeitung–Aktor, Fehlern, Kontrolle, Datenschutz und gesellschaftlicher Bewertung erweitert.</w:t>
       </w:r>
     </w:p>
     <w:p>
@@ -542,7 +1154,7 @@
         <w:pStyle w:val="Compact"/>
       </w:pPr>
       <w:r>
-        <w:t xml:space="preserve">Datenschutz und Datensicherheit</w:t>
+        <w:t xml:space="preserve">Wahlbereich Mobile Endgeräte um die im Bereichs-README vorgesehenen Schwerpunkte Cookies/Werbung, Persönlichkeits-/Urheberrechte und Netiquette ergänzt.</w:t>
       </w:r>
     </w:p>
     <w:p>
@@ -554,17 +1166,17 @@
         <w:pStyle w:val="Compact"/>
       </w:pPr>
       <w:r>
-        <w:t xml:space="preserve">politische Meinungsbildung und Beeinflussung</w:t>
+        <w:t xml:space="preserve">Wahlbereich Computergrafik grundlegend korrigiert: Schwerpunkt ist jetzt Bildveränderung, Authentizitäts-/Kontextprüfung und gesellschaftliche Wirkung statt eines nicht passenden Hauptfokus auf Raster/Vektor und Dateiformate.</w:t>
       </w:r>
     </w:p>
-    <w:bookmarkEnd w:id="23"/>
-    <w:bookmarkStart w:id="24" w:name="einheitliche-werkteilstruktur"/>
+    <w:bookmarkEnd w:id="34"/>
+    <w:bookmarkStart w:id="35" w:name="verbindliche-struktur"/>
     <w:p>
       <w:pPr>
         <w:pStyle w:val="Heading2"/>
       </w:pPr>
       <w:r>
-        <w:t xml:space="preserve">Einheitliche Werkteilstruktur</w:t>
+        <w:t xml:space="preserve">Verbindliche Struktur</w:t>
       </w:r>
     </w:p>
     <w:p>
@@ -572,7 +1184,7 @@
         <w:pStyle w:val="FirstParagraph"/>
       </w:pPr>
       <w:r>
-        <w:t xml:space="preserve">Vollständig ausgearbeitete Lernbereiche verwenden nach Möglichkeit:</w:t>
+        <w:t xml:space="preserve">Alle ausgearbeiteten Bereiche verwenden nach Möglichkeit:</w:t>
       </w:r>
     </w:p>
     <w:p>
@@ -663,253 +1275,17 @@
         <w:pStyle w:val="FirstParagraph"/>
       </w:pPr>
       <w:r>
-        <w:t xml:space="preserve">Technische JSON-Dateien zu Lernkontrollen liegen unter</w:t>
-      </w:r>
-      <w:r>
-        <w:t xml:space="preserve"> </w:t>
-      </w:r>
-      <w:r>
-        <w:rPr>
-          <w:rStyle w:val="VerbatimChar"/>
-        </w:rPr>
-        <w:t xml:space="preserve">09_Lernkontrollen/json/</w:t>
-      </w:r>
-      <w:r>
-        <w:t xml:space="preserve">.</w:t>
+        <w:t xml:space="preserve">Leere Git-Platzhalter werden vermieden. Wenn ein Werkteil keine externe Datei benötigt, erklärt eine README Zweck und Abgrenzung.</w:t>
       </w:r>
     </w:p>
-    <w:bookmarkEnd w:id="24"/>
-    <w:bookmarkStart w:id="25" w:name="arbeitsprinzip"/>
+    <w:bookmarkEnd w:id="35"/>
+    <w:bookmarkStart w:id="36" w:name="qualitätsregeln"/>
     <w:p>
       <w:pPr>
         <w:pStyle w:val="Heading2"/>
       </w:pPr>
       <w:r>
-        <w:t xml:space="preserve">Arbeitsprinzip</w:t>
-      </w:r>
-    </w:p>
-    <w:p>
-      <w:pPr>
-        <w:pStyle w:val="FirstParagraph"/>
-      </w:pPr>
-      <w:r>
-        <w:t xml:space="preserve">Die Materialien folgen einem problemorientierten und iterativ-inkrementellen Ansatz:</w:t>
-      </w:r>
-    </w:p>
-    <w:p>
-      <w:pPr>
-        <w:pStyle w:val="SourceCode"/>
-      </w:pPr>
-      <w:r>
-        <w:rPr>
-          <w:rStyle w:val="VerbatimChar"/>
-        </w:rPr>
-        <w:t xml:space="preserve">Problem verstehen</w:t>
-      </w:r>
-      <w:r>
-        <w:br/>
-      </w:r>
-      <w:r>
-        <w:rPr>
-          <w:rStyle w:val="VerbatimChar"/>
-        </w:rPr>
-        <w:t xml:space="preserve">      ↓</w:t>
-      </w:r>
-      <w:r>
-        <w:br/>
-      </w:r>
-      <w:r>
-        <w:rPr>
-          <w:rStyle w:val="VerbatimChar"/>
-        </w:rPr>
-        <w:t xml:space="preserve">analysieren</w:t>
-      </w:r>
-      <w:r>
-        <w:br/>
-      </w:r>
-      <w:r>
-        <w:rPr>
-          <w:rStyle w:val="VerbatimChar"/>
-        </w:rPr>
-        <w:t xml:space="preserve">      ↓</w:t>
-      </w:r>
-      <w:r>
-        <w:br/>
-      </w:r>
-      <w:r>
-        <w:rPr>
-          <w:rStyle w:val="VerbatimChar"/>
-        </w:rPr>
-        <w:t xml:space="preserve">Lösung entwerfen</w:t>
-      </w:r>
-      <w:r>
-        <w:br/>
-      </w:r>
-      <w:r>
-        <w:rPr>
-          <w:rStyle w:val="VerbatimChar"/>
-        </w:rPr>
-        <w:t xml:space="preserve">      ↓</w:t>
-      </w:r>
-      <w:r>
-        <w:br/>
-      </w:r>
-      <w:r>
-        <w:rPr>
-          <w:rStyle w:val="VerbatimChar"/>
-        </w:rPr>
-        <w:t xml:space="preserve">umsetzen</w:t>
-      </w:r>
-      <w:r>
-        <w:br/>
-      </w:r>
-      <w:r>
-        <w:rPr>
-          <w:rStyle w:val="VerbatimChar"/>
-        </w:rPr>
-        <w:t xml:space="preserve">      ↓</w:t>
-      </w:r>
-      <w:r>
-        <w:br/>
-      </w:r>
-      <w:r>
-        <w:rPr>
-          <w:rStyle w:val="VerbatimChar"/>
-        </w:rPr>
-        <w:t xml:space="preserve">testen</w:t>
-      </w:r>
-      <w:r>
-        <w:br/>
-      </w:r>
-      <w:r>
-        <w:rPr>
-          <w:rStyle w:val="VerbatimChar"/>
-        </w:rPr>
-        <w:t xml:space="preserve">      ↓</w:t>
-      </w:r>
-      <w:r>
-        <w:br/>
-      </w:r>
-      <w:r>
-        <w:rPr>
-          <w:rStyle w:val="VerbatimChar"/>
-        </w:rPr>
-        <w:t xml:space="preserve">verbessern</w:t>
-      </w:r>
-      <w:r>
-        <w:br/>
-      </w:r>
-      <w:r>
-        <w:rPr>
-          <w:rStyle w:val="VerbatimChar"/>
-        </w:rPr>
-        <w:t xml:space="preserve">      ↓</w:t>
-      </w:r>
-      <w:r>
-        <w:br/>
-      </w:r>
-      <w:r>
-        <w:rPr>
-          <w:rStyle w:val="VerbatimChar"/>
-        </w:rPr>
-        <w:t xml:space="preserve">dokumentieren</w:t>
-      </w:r>
-      <w:r>
-        <w:br/>
-      </w:r>
-      <w:r>
-        <w:rPr>
-          <w:rStyle w:val="VerbatimChar"/>
-        </w:rPr>
-        <w:t xml:space="preserve">      ↓</w:t>
-      </w:r>
-      <w:r>
-        <w:br/>
-      </w:r>
-      <w:r>
-        <w:rPr>
-          <w:rStyle w:val="VerbatimChar"/>
-        </w:rPr>
-        <w:t xml:space="preserve">reflektieren</w:t>
-      </w:r>
-    </w:p>
-    <w:bookmarkEnd w:id="25"/>
-    <w:bookmarkStart w:id="26" w:name="leistungsbewertung"/>
-    <w:p>
-      <w:pPr>
-        <w:pStyle w:val="Heading2"/>
-      </w:pPr>
-      <w:r>
-        <w:t xml:space="preserve">Leistungsbewertung</w:t>
-      </w:r>
-    </w:p>
-    <w:p>
-      <w:pPr>
-        <w:pStyle w:val="FirstParagraph"/>
-      </w:pPr>
-      <w:r>
-        <w:t xml:space="preserve">Schriftliche Leistungskontrollen sollen den tatsächlich behandelten Stoff prüfen. Die Komplexaufgabe kann zusätzlich zur Diagnose, Dokumentation und Reflexion genutzt werden; die konkrete Benotungsform richtet sich nach der schulischen Festlegung.</w:t>
-      </w:r>
-    </w:p>
-    <w:bookmarkEnd w:id="26"/>
-    <w:bookmarkStart w:id="27" w:name="status"/>
-    <w:p>
-      <w:pPr>
-        <w:pStyle w:val="Heading2"/>
-      </w:pPr>
-      <w:r>
-        <w:t xml:space="preserve">Status</w:t>
-      </w:r>
-    </w:p>
-    <w:p>
-      <w:pPr>
-        <w:pStyle w:val="FirstParagraph"/>
-      </w:pPr>
-      <w:r>
-        <w:t xml:space="preserve">Klasse 9 ist als ausgearbeitete Klassenstufe vorhanden. Diese Übersicht wurde nach der Fertigstellung von Klasse 7 und 8 auf den aktuellen Lehrplanbezug und die gemeinsame Werkstruktur abgestimmt.</w:t>
-      </w:r>
-    </w:p>
-    <w:p>
-      <w:r>
-        <w:br w:type="page"/>
-      </w:r>
-    </w:p>
-    <w:bookmarkEnd w:id="27"/>
-    <w:bookmarkEnd w:id="28"/>
-    <w:bookmarkStart w:id="34" w:name="audit-klasse-9"/>
-    <w:p>
-      <w:pPr>
-        <w:pStyle w:val="Heading1"/>
-      </w:pPr>
-      <w:r>
-        <w:t xml:space="preserve">Audit – Klasse 9</w:t>
-      </w:r>
-    </w:p>
-    <w:bookmarkStart w:id="29" w:name="anlass"/>
-    <w:p>
-      <w:pPr>
-        <w:pStyle w:val="Heading2"/>
-      </w:pPr>
-      <w:r>
-        <w:t xml:space="preserve">Anlass</w:t>
-      </w:r>
-    </w:p>
-    <w:p>
-      <w:pPr>
-        <w:pStyle w:val="FirstParagraph"/>
-      </w:pPr>
-      <w:r>
-        <w:t xml:space="preserve">Abgleich der bestehenden Materialien mit der gemeinsamen Struktur der Klassen 7 und 8 sowie mit dem sächsischen Lehrplan Informatik Oberschule 2022.</w:t>
-      </w:r>
-    </w:p>
-    <w:bookmarkEnd w:id="29"/>
-    <w:bookmarkStart w:id="30" w:name="korrigierte-inkonsistenzen"/>
-    <w:p>
-      <w:pPr>
-        <w:pStyle w:val="Heading2"/>
-      </w:pPr>
-      <w:r>
-        <w:t xml:space="preserve">Korrigierte Inkonsistenzen</w:t>
+        <w:t xml:space="preserve">Qualitätsregeln</w:t>
       </w:r>
     </w:p>
     <w:p>
@@ -921,7 +1297,7 @@
         <w:pStyle w:val="Compact"/>
       </w:pPr>
       <w:r>
-        <w:t xml:space="preserve">veralteter Status „erste Klassenstufe vollständig ausgearbeitet“ entfernt</w:t>
+        <w:t xml:space="preserve">Lernkontrollen prüfen nur Inhalte, die im Unterricht tatsächlich behandelt wurden.</w:t>
       </w:r>
     </w:p>
     <w:p>
@@ -933,7 +1309,7 @@
         <w:pStyle w:val="Compact"/>
       </w:pPr>
       <w:r>
-        <w:t xml:space="preserve">Lernbereich 1 auf den Lehrplan 2022 präzisiert</w:t>
+        <w:t xml:space="preserve">Vertiefungen werden ausdrücklich als solche gekennzeichnet.</w:t>
       </w:r>
     </w:p>
     <w:p>
@@ -945,7 +1321,7 @@
         <w:pStyle w:val="Compact"/>
       </w:pPr>
       <w:r>
-        <w:t xml:space="preserve">Primär- und Fremdschlüssel als optionale Vertiefung statt verbindlicher Kerninhalt gekennzeichnet</w:t>
+        <w:t xml:space="preserve">Präsentationen müssen Begriffe erklären und konkrete Beispiele enthalten; reine Schlagwortfolien reichen nicht aus.</w:t>
       </w:r>
     </w:p>
     <w:p>
@@ -957,7 +1333,7 @@
         <w:pStyle w:val="Compact"/>
       </w:pPr>
       <w:r>
-        <w:t xml:space="preserve">leere Lernbereichsübersicht ergänzt</w:t>
+        <w:t xml:space="preserve">Schüleraufgaben, Lehrerhinweise und Lösungen müssen fachlich dieselbe Aufgabenstellung abbilden.</w:t>
       </w:r>
     </w:p>
     <w:p>
@@ -969,37 +1345,296 @@
         <w:pStyle w:val="Compact"/>
       </w:pPr>
       <w:r>
-        <w:t xml:space="preserve">Meilensteinübersicht ergänzt</w:t>
+        <w:t xml:space="preserve">Quellen und Bildrechte werden spätestens bei der PPTX-Erstellung konkret nachgeführt.</w:t>
+      </w:r>
+    </w:p>
+    <w:bookmarkEnd w:id="36"/>
+    <w:bookmarkStart w:id="37" w:name="ergebnis"/>
+    <w:p>
+      <w:pPr>
+        <w:pStyle w:val="Heading2"/>
+      </w:pPr>
+      <w:r>
+        <w:t xml:space="preserve">Ergebnis</w:t>
       </w:r>
     </w:p>
     <w:p>
       <w:pPr>
-        <w:numPr>
-          <w:ilvl w:val="0"/>
-          <w:numId w:val="1005"/>
-        </w:numPr>
-        <w:pStyle w:val="Compact"/>
-      </w:pPr>
-      <w:r>
-        <w:t xml:space="preserve">Leistungsbewertung sprachlich von Lehrplaninhalten getrennt</w:t>
-      </w:r>
-    </w:p>
-    <w:bookmarkEnd w:id="30"/>
-    <w:bookmarkStart w:id="31" w:name="verbindliche-struktur"/>
-    <w:p>
-      <w:pPr>
-        <w:pStyle w:val="Heading2"/>
-      </w:pPr>
-      <w:r>
-        <w:t xml:space="preserve">Verbindliche Struktur</w:t>
+        <w:pStyle w:val="FirstParagraph"/>
+      </w:pPr>
+      <w:r>
+        <w:t xml:space="preserve">Die Markdown-/Materialbasis von Klasse 9 ist nach diesem Audit strukturell vereinheitlicht und die identifizierten groben Inhaltslücken sind korrigiert. Der noch offene separate Qualitätsschritt ist die Erstellung bzw. visuelle Prüfung der PowerPoint-Dateien anhand der überarbeiteten Präsentationsquellen.</w:t>
       </w:r>
     </w:p>
     <w:p>
+      <w:r>
+        <w:br w:type="page"/>
+      </w:r>
+    </w:p>
+    <w:bookmarkEnd w:id="37"/>
+    <w:bookmarkEnd w:id="38"/>
+    <w:bookmarkStart w:id="55" w:name="meilensteine-klasse-9"/>
+    <w:p>
+      <w:pPr>
+        <w:pStyle w:val="Heading1"/>
+      </w:pPr>
+      <w:r>
+        <w:t xml:space="preserve">Meilensteine – Klasse 9</w:t>
+      </w:r>
+    </w:p>
+    <w:bookmarkStart w:id="43" w:name="halbjahr-1-informationen-und-daten"/>
+    <w:p>
+      <w:pPr>
+        <w:pStyle w:val="Heading2"/>
+      </w:pPr>
+      <w:r>
+        <w:t xml:space="preserve">Halbjahr 1 – Informationen und Daten</w:t>
+      </w:r>
+    </w:p>
+    <w:bookmarkStart w:id="39" w:name="meilenstein-1"/>
+    <w:p>
+      <w:pPr>
+        <w:pStyle w:val="Heading3"/>
+      </w:pPr>
+      <w:r>
+        <w:t xml:space="preserve">Meilenstein 1</w:t>
+      </w:r>
+    </w:p>
+    <w:p>
       <w:pPr>
         <w:pStyle w:val="FirstParagraph"/>
       </w:pPr>
       <w:r>
-        <w:t xml:space="preserve">Klasse 9 umfasst:</w:t>
+        <w:t xml:space="preserve">Große Datensammlungen verstehen und Datenbanksysteme einordnen.</w:t>
+      </w:r>
+    </w:p>
+    <w:bookmarkEnd w:id="39"/>
+    <w:bookmarkStart w:id="40" w:name="meilenstein-2"/>
+    <w:p>
+      <w:pPr>
+        <w:pStyle w:val="Heading3"/>
+      </w:pPr>
+      <w:r>
+        <w:t xml:space="preserve">Meilenstein 2</w:t>
+      </w:r>
+    </w:p>
+    <w:p>
+      <w:pPr>
+        <w:pStyle w:val="FirstParagraph"/>
+      </w:pPr>
+      <w:r>
+        <w:t xml:space="preserve">Datenstrukturen mit Tabelle, Datensatz, Datenfeld und geeigneten Felddatentypen modellieren.</w:t>
+      </w:r>
+    </w:p>
+    <w:bookmarkEnd w:id="40"/>
+    <w:bookmarkStart w:id="41" w:name="meilenstein-3"/>
+    <w:p>
+      <w:pPr>
+        <w:pStyle w:val="Heading3"/>
+      </w:pPr>
+      <w:r>
+        <w:t xml:space="preserve">Meilenstein 3</w:t>
+      </w:r>
+    </w:p>
+    <w:p>
+      <w:pPr>
+        <w:pStyle w:val="FirstParagraph"/>
+      </w:pPr>
+      <w:r>
+        <w:t xml:space="preserve">Daten speichern, sortieren, filtern, auswerten und Ergebnisse interpretieren.</w:t>
+      </w:r>
+    </w:p>
+    <w:bookmarkEnd w:id="41"/>
+    <w:bookmarkStart w:id="42" w:name="meilenstein-4"/>
+    <w:p>
+      <w:pPr>
+        <w:pStyle w:val="Heading3"/>
+      </w:pPr>
+      <w:r>
+        <w:t xml:space="preserve">Meilenstein 4</w:t>
+      </w:r>
+    </w:p>
+    <w:p>
+      <w:pPr>
+        <w:pStyle w:val="FirstParagraph"/>
+      </w:pPr>
+      <w:r>
+        <w:t xml:space="preserve">Automatisierte Datenverarbeitung, Big Data, Datenschutz und Persönlichkeitsrechte beurteilen.</w:t>
+      </w:r>
+    </w:p>
+    <w:p>
+      <w:pPr>
+        <w:pStyle w:val="BodyText"/>
+      </w:pPr>
+      <w:r>
+        <w:rPr>
+          <w:bCs/>
+          <w:b/>
+        </w:rPr>
+        <w:t xml:space="preserve">Qualitätshinweis:</w:t>
+      </w:r>
+      <w:r>
+        <w:t xml:space="preserve"> </w:t>
+      </w:r>
+      <w:r>
+        <w:t xml:space="preserve">Primär-/Fremdschlüssel und relationale Vertiefungen sind kein automatisch verbindlicher Prüfstoff. Entsprechende Lernkontrollen sind als Vertiefung gekennzeichnet.</w:t>
+      </w:r>
+    </w:p>
+    <w:bookmarkEnd w:id="42"/>
+    <w:bookmarkEnd w:id="43"/>
+    <w:bookmarkStart w:id="48" w:name="X86dc292879e1a0a0cbe118686652d112463e4e9"/>
+    <w:p>
+      <w:pPr>
+        <w:pStyle w:val="Heading2"/>
+      </w:pPr>
+      <w:r>
+        <w:t xml:space="preserve">Halbjahr 2 – Komplexaufgabe zur Algorithmierung</w:t>
+      </w:r>
+    </w:p>
+    <w:bookmarkStart w:id="44" w:name="meilenstein-5"/>
+    <w:p>
+      <w:pPr>
+        <w:pStyle w:val="Heading3"/>
+      </w:pPr>
+      <w:r>
+        <w:t xml:space="preserve">Meilenstein 5</w:t>
+      </w:r>
+    </w:p>
+    <w:p>
+      <w:pPr>
+        <w:pStyle w:val="FirstParagraph"/>
+      </w:pPr>
+      <w:r>
+        <w:t xml:space="preserve">Projekt und Problem definieren, Team und Ablauf planen.</w:t>
+      </w:r>
+    </w:p>
+    <w:bookmarkEnd w:id="44"/>
+    <w:bookmarkStart w:id="45" w:name="meilenstein-6"/>
+    <w:p>
+      <w:pPr>
+        <w:pStyle w:val="Heading3"/>
+      </w:pPr>
+      <w:r>
+        <w:t xml:space="preserve">Meilenstein 6</w:t>
+      </w:r>
+    </w:p>
+    <w:p>
+      <w:pPr>
+        <w:pStyle w:val="FirstParagraph"/>
+      </w:pPr>
+      <w:r>
+        <w:t xml:space="preserve">Problemanalyse und Lösungsentwurf erstellen.</w:t>
+      </w:r>
+    </w:p>
+    <w:bookmarkEnd w:id="45"/>
+    <w:bookmarkStart w:id="46" w:name="meilenstein-7"/>
+    <w:p>
+      <w:pPr>
+        <w:pStyle w:val="Heading3"/>
+      </w:pPr>
+      <w:r>
+        <w:t xml:space="preserve">Meilenstein 7</w:t>
+      </w:r>
+    </w:p>
+    <w:p>
+      <w:pPr>
+        <w:pStyle w:val="FirstParagraph"/>
+      </w:pPr>
+      <w:r>
+        <w:t xml:space="preserve">Lösung umsetzen, testen und iterativ verbessern.</w:t>
+      </w:r>
+    </w:p>
+    <w:bookmarkEnd w:id="46"/>
+    <w:bookmarkStart w:id="47" w:name="meilenstein-8"/>
+    <w:p>
+      <w:pPr>
+        <w:pStyle w:val="Heading3"/>
+      </w:pPr>
+      <w:r>
+        <w:t xml:space="preserve">Meilenstein 8</w:t>
+      </w:r>
+    </w:p>
+    <w:p>
+      <w:pPr>
+        <w:pStyle w:val="FirstParagraph"/>
+      </w:pPr>
+      <w:r>
+        <w:t xml:space="preserve">Projekt dokumentieren, präsentieren und reflektieren.</w:t>
+      </w:r>
+    </w:p>
+    <w:bookmarkEnd w:id="47"/>
+    <w:bookmarkEnd w:id="48"/>
+    <w:bookmarkStart w:id="52" w:name="wahlbereiche"/>
+    <w:p>
+      <w:pPr>
+        <w:pStyle w:val="Heading2"/>
+      </w:pPr>
+      <w:r>
+        <w:t xml:space="preserve">Wahlbereiche</w:t>
+      </w:r>
+    </w:p>
+    <w:bookmarkStart w:id="49" w:name="informatik-und-automatisierung"/>
+    <w:p>
+      <w:pPr>
+        <w:pStyle w:val="Heading3"/>
+      </w:pPr>
+      <w:r>
+        <w:t xml:space="preserve">Informatik und Automatisierung</w:t>
+      </w:r>
+    </w:p>
+    <w:p>
+      <w:pPr>
+        <w:pStyle w:val="FirstParagraph"/>
+      </w:pPr>
+      <w:r>
+        <w:t xml:space="preserve">Automatisierte Prozesse analysieren, Sensor–Verarbeitung–Aktor erklären sowie Nutzen, Fehler, Kontrolle, Datenschutz, Datensicherheit und gesellschaftliche Auswirkungen beurteilen.</w:t>
+      </w:r>
+    </w:p>
+    <w:bookmarkEnd w:id="49"/>
+    <w:bookmarkStart w:id="50" w:name="mobile-endgeräte"/>
+    <w:p>
+      <w:pPr>
+        <w:pStyle w:val="Heading3"/>
+      </w:pPr>
+      <w:r>
+        <w:t xml:space="preserve">Mobile Endgeräte</w:t>
+      </w:r>
+    </w:p>
+    <w:p>
+      <w:pPr>
+        <w:pStyle w:val="FirstParagraph"/>
+      </w:pPr>
+      <w:r>
+        <w:t xml:space="preserve">App-Berechtigungen, Datenverarbeitung, Cookies/Werbung, Gerätesicherheit, Rechte anderer und Netiquette anhand konkreter Fälle beurteilen.</w:t>
+      </w:r>
+    </w:p>
+    <w:bookmarkEnd w:id="50"/>
+    <w:bookmarkStart w:id="51" w:name="computergrafik"/>
+    <w:p>
+      <w:pPr>
+        <w:pStyle w:val="Heading3"/>
+      </w:pPr>
+      <w:r>
+        <w:t xml:space="preserve">Computergrafik</w:t>
+      </w:r>
+    </w:p>
+    <w:p>
+      <w:pPr>
+        <w:pStyle w:val="FirstParagraph"/>
+      </w:pPr>
+      <w:r>
+        <w:t xml:space="preserve">Bildbearbeitung und manipulative Verwendung unterscheiden, Quelle und Kontext prüfen sowie die Wirkung irreführender Bilder auf Wahrnehmung und Meinungsbildung beurteilen.</w:t>
+      </w:r>
+    </w:p>
+    <w:bookmarkEnd w:id="51"/>
+    <w:bookmarkEnd w:id="52"/>
+    <w:bookmarkStart w:id="53" w:name="lehrplan-zeitrichtwerte"/>
+    <w:p>
+      <w:pPr>
+        <w:pStyle w:val="Heading2"/>
+      </w:pPr>
+      <w:r>
+        <w:t xml:space="preserve">Lehrplan-Zeitrichtwerte</w:t>
       </w:r>
     </w:p>
     <w:p>
@@ -1011,11 +1646,7 @@
         <w:pStyle w:val="Compact"/>
       </w:pPr>
       <w:r>
-        <w:rPr>
-          <w:bCs/>
-          <w:b/>
-        </w:rPr>
-        <w:t xml:space="preserve">Informationen und Daten – 13 Ustd.</w:t>
+        <w:t xml:space="preserve">Lernbereich 1: 13 Ustd.</w:t>
       </w:r>
     </w:p>
     <w:p>
@@ -1027,11 +1658,7 @@
         <w:pStyle w:val="Compact"/>
       </w:pPr>
       <w:r>
-        <w:rPr>
-          <w:bCs/>
-          <w:b/>
-        </w:rPr>
-        <w:t xml:space="preserve">Komplexaufgabe zur Algorithmierung – 12 Ustd.</w:t>
+        <w:t xml:space="preserve">Lernbereich 2: 12 Ustd.</w:t>
       </w:r>
     </w:p>
     <w:p>
@@ -1043,250 +1670,17 @@
         <w:pStyle w:val="Compact"/>
       </w:pPr>
       <w:r>
-        <w:t xml:space="preserve">optionale Wahlbereiche</w:t>
+        <w:t xml:space="preserve">Wahlbereiche werden entsprechend schulischer Planung ausgewählt und eingeordnet.</w:t>
       </w:r>
     </w:p>
-    <w:bookmarkEnd w:id="31"/>
-    <w:bookmarkStart w:id="32" w:name="qualitätsregel"/>
+    <w:bookmarkEnd w:id="53"/>
+    <w:bookmarkStart w:id="54" w:name="qualitätssicherung"/>
     <w:p>
       <w:pPr>
         <w:pStyle w:val="Heading2"/>
       </w:pPr>
       <w:r>
-        <w:t xml:space="preserve">Qualitätsregel</w:t>
-      </w:r>
-    </w:p>
-    <w:p>
-      <w:pPr>
-        <w:pStyle w:val="FirstParagraph"/>
-      </w:pPr>
-      <w:r>
-        <w:t xml:space="preserve">Lernkontrollen prüfen nur Inhalte, die im Unterricht verbindlich behandelt wurden. Vertiefungen werden in Arbeitsmaterialien als solche erkennbar gemacht.</w:t>
-      </w:r>
-    </w:p>
-    <w:bookmarkEnd w:id="32"/>
-    <w:bookmarkStart w:id="33" w:name="ergebnis"/>
-    <w:p>
-      <w:pPr>
-        <w:pStyle w:val="Heading2"/>
-      </w:pPr>
-      <w:r>
-        <w:t xml:space="preserve">Ergebnis</w:t>
-      </w:r>
-    </w:p>
-    <w:p>
-      <w:pPr>
-        <w:pStyle w:val="FirstParagraph"/>
-      </w:pPr>
-      <w:r>
-        <w:t xml:space="preserve">Die Klassenübersicht und der erste Lernbereich sind nun konsistent mit dem Lehrplan 2022 und der gemeinsamen Repository-Struktur. Bestehende Unterrichtsmaterialien bleiben erhalten; fachlich weitergehende Inhalte werden nicht entfernt, sondern als Vertiefung eingeordnet.</w:t>
-      </w:r>
-    </w:p>
-    <w:p>
-      <w:r>
-        <w:br w:type="page"/>
-      </w:r>
-    </w:p>
-    <w:bookmarkEnd w:id="33"/>
-    <w:bookmarkEnd w:id="34"/>
-    <w:bookmarkStart w:id="47" w:name="meilensteine-klasse-9"/>
-    <w:p>
-      <w:pPr>
-        <w:pStyle w:val="Heading1"/>
-      </w:pPr>
-      <w:r>
-        <w:t xml:space="preserve">Meilensteine – Klasse 9</w:t>
-      </w:r>
-    </w:p>
-    <w:bookmarkStart w:id="39" w:name="halbjahr-1-informationen-und-daten"/>
-    <w:p>
-      <w:pPr>
-        <w:pStyle w:val="Heading2"/>
-      </w:pPr>
-      <w:r>
-        <w:t xml:space="preserve">Halbjahr 1 – Informationen und Daten</w:t>
-      </w:r>
-    </w:p>
-    <w:bookmarkStart w:id="35" w:name="meilenstein-1"/>
-    <w:p>
-      <w:pPr>
-        <w:pStyle w:val="Heading3"/>
-      </w:pPr>
-      <w:r>
-        <w:t xml:space="preserve">Meilenstein 1</w:t>
-      </w:r>
-    </w:p>
-    <w:p>
-      <w:pPr>
-        <w:pStyle w:val="FirstParagraph"/>
-      </w:pPr>
-      <w:r>
-        <w:t xml:space="preserve">Große Datensammlungen verstehen und Datenbanksysteme einordnen.</w:t>
-      </w:r>
-    </w:p>
-    <w:bookmarkEnd w:id="35"/>
-    <w:bookmarkStart w:id="36" w:name="meilenstein-2"/>
-    <w:p>
-      <w:pPr>
-        <w:pStyle w:val="Heading3"/>
-      </w:pPr>
-      <w:r>
-        <w:t xml:space="preserve">Meilenstein 2</w:t>
-      </w:r>
-    </w:p>
-    <w:p>
-      <w:pPr>
-        <w:pStyle w:val="FirstParagraph"/>
-      </w:pPr>
-      <w:r>
-        <w:t xml:space="preserve">Datenstrukturen mit Tabelle, Datensatz, Datenfeld und geeigneten Felddatentypen modellieren.</w:t>
-      </w:r>
-    </w:p>
-    <w:bookmarkEnd w:id="36"/>
-    <w:bookmarkStart w:id="37" w:name="meilenstein-3"/>
-    <w:p>
-      <w:pPr>
-        <w:pStyle w:val="Heading3"/>
-      </w:pPr>
-      <w:r>
-        <w:t xml:space="preserve">Meilenstein 3</w:t>
-      </w:r>
-    </w:p>
-    <w:p>
-      <w:pPr>
-        <w:pStyle w:val="FirstParagraph"/>
-      </w:pPr>
-      <w:r>
-        <w:t xml:space="preserve">Daten speichern, sortieren, filtern, auswerten und Ergebnisse interpretieren.</w:t>
-      </w:r>
-    </w:p>
-    <w:bookmarkEnd w:id="37"/>
-    <w:bookmarkStart w:id="38" w:name="meilenstein-4"/>
-    <w:p>
-      <w:pPr>
-        <w:pStyle w:val="Heading3"/>
-      </w:pPr>
-      <w:r>
-        <w:t xml:space="preserve">Meilenstein 4</w:t>
-      </w:r>
-    </w:p>
-    <w:p>
-      <w:pPr>
-        <w:pStyle w:val="FirstParagraph"/>
-      </w:pPr>
-      <w:r>
-        <w:t xml:space="preserve">Automatisierte Datenverarbeitung, Big Data, Datenschutz und Persönlichkeitsrechte beurteilen.</w:t>
-      </w:r>
-    </w:p>
-    <w:bookmarkEnd w:id="38"/>
-    <w:bookmarkEnd w:id="39"/>
-    <w:bookmarkStart w:id="44" w:name="X86dc292879e1a0a0cbe118686652d112463e4e9"/>
-    <w:p>
-      <w:pPr>
-        <w:pStyle w:val="Heading2"/>
-      </w:pPr>
-      <w:r>
-        <w:t xml:space="preserve">Halbjahr 2 – Komplexaufgabe zur Algorithmierung</w:t>
-      </w:r>
-    </w:p>
-    <w:bookmarkStart w:id="40" w:name="meilenstein-5"/>
-    <w:p>
-      <w:pPr>
-        <w:pStyle w:val="Heading3"/>
-      </w:pPr>
-      <w:r>
-        <w:t xml:space="preserve">Meilenstein 5</w:t>
-      </w:r>
-    </w:p>
-    <w:p>
-      <w:pPr>
-        <w:pStyle w:val="FirstParagraph"/>
-      </w:pPr>
-      <w:r>
-        <w:t xml:space="preserve">Projekt und Problem definieren, Team und Ablauf planen.</w:t>
-      </w:r>
-    </w:p>
-    <w:bookmarkEnd w:id="40"/>
-    <w:bookmarkStart w:id="41" w:name="meilenstein-6"/>
-    <w:p>
-      <w:pPr>
-        <w:pStyle w:val="Heading3"/>
-      </w:pPr>
-      <w:r>
-        <w:t xml:space="preserve">Meilenstein 6</w:t>
-      </w:r>
-    </w:p>
-    <w:p>
-      <w:pPr>
-        <w:pStyle w:val="FirstParagraph"/>
-      </w:pPr>
-      <w:r>
-        <w:t xml:space="preserve">Problemanalyse und Lösungsentwurf erstellen.</w:t>
-      </w:r>
-    </w:p>
-    <w:bookmarkEnd w:id="41"/>
-    <w:bookmarkStart w:id="42" w:name="meilenstein-7"/>
-    <w:p>
-      <w:pPr>
-        <w:pStyle w:val="Heading3"/>
-      </w:pPr>
-      <w:r>
-        <w:t xml:space="preserve">Meilenstein 7</w:t>
-      </w:r>
-    </w:p>
-    <w:p>
-      <w:pPr>
-        <w:pStyle w:val="FirstParagraph"/>
-      </w:pPr>
-      <w:r>
-        <w:t xml:space="preserve">Lösung umsetzen, testen und iterativ verbessern.</w:t>
-      </w:r>
-    </w:p>
-    <w:bookmarkEnd w:id="42"/>
-    <w:bookmarkStart w:id="43" w:name="meilenstein-8"/>
-    <w:p>
-      <w:pPr>
-        <w:pStyle w:val="Heading3"/>
-      </w:pPr>
-      <w:r>
-        <w:t xml:space="preserve">Meilenstein 8</w:t>
-      </w:r>
-    </w:p>
-    <w:p>
-      <w:pPr>
-        <w:pStyle w:val="FirstParagraph"/>
-      </w:pPr>
-      <w:r>
-        <w:t xml:space="preserve">Projekt dokumentieren, präsentieren und reflektieren.</w:t>
-      </w:r>
-    </w:p>
-    <w:bookmarkEnd w:id="43"/>
-    <w:bookmarkEnd w:id="44"/>
-    <w:bookmarkStart w:id="45" w:name="wahlbereich"/>
-    <w:p>
-      <w:pPr>
-        <w:pStyle w:val="Heading2"/>
-      </w:pPr>
-      <w:r>
-        <w:t xml:space="preserve">Wahlbereich</w:t>
-      </w:r>
-    </w:p>
-    <w:p>
-      <w:pPr>
-        <w:pStyle w:val="FirstParagraph"/>
-      </w:pPr>
-      <w:r>
-        <w:t xml:space="preserve">Informatik und Automatisierung kann ergänzend eingesetzt werden, insbesondere für gesellschaftliche Bewertung von Bots, Smart Home, Sprachassistenten, Drohnen und automatisierter Meinungsbeeinflussung.</w:t>
-      </w:r>
-    </w:p>
-    <w:bookmarkEnd w:id="45"/>
-    <w:bookmarkStart w:id="46" w:name="lehrplan-zeitrichtwerte"/>
-    <w:p>
-      <w:pPr>
-        <w:pStyle w:val="Heading2"/>
-      </w:pPr>
-      <w:r>
-        <w:t xml:space="preserve">Lehrplan-Zeitrichtwerte</w:t>
+        <w:t xml:space="preserve">Qualitätssicherung</w:t>
       </w:r>
     </w:p>
     <w:p>
@@ -1298,7 +1692,7 @@
         <w:pStyle w:val="Compact"/>
       </w:pPr>
       <w:r>
-        <w:t xml:space="preserve">Lernbereich 1: 13 Ustd.</w:t>
+        <w:t xml:space="preserve">☒ Top-Level-Nummerierung eindeutig</w:t>
       </w:r>
     </w:p>
     <w:p>
@@ -1310,19 +1704,79 @@
         <w:pStyle w:val="Compact"/>
       </w:pPr>
       <w:r>
-        <w:t xml:space="preserve">Lernbereich 2: 12 Ustd.</w:t>
+        <w:t xml:space="preserve">☒ Pflichtlernbereiche mit einheitlicher Werkteilstruktur vorhanden</w:t>
       </w:r>
     </w:p>
     <w:p>
       <w:pPr>
+        <w:numPr>
+          <w:ilvl w:val="0"/>
+          <w:numId w:val="1007"/>
+        </w:numPr>
+        <w:pStyle w:val="Compact"/>
+      </w:pPr>
+      <w:r>
+        <w:t xml:space="preserve">☒ Wahlbereiche 03–05 inhaltlich ausgearbeitet</w:t>
+      </w:r>
+    </w:p>
+    <w:p>
+      <w:pPr>
+        <w:numPr>
+          <w:ilvl w:val="0"/>
+          <w:numId w:val="1007"/>
+        </w:numPr>
+        <w:pStyle w:val="Compact"/>
+      </w:pPr>
+      <w:r>
+        <w:t xml:space="preserve">☒ leere Kern-Arbeitsheftdateien vervollständigt</w:t>
+      </w:r>
+    </w:p>
+    <w:p>
+      <w:pPr>
+        <w:numPr>
+          <w:ilvl w:val="0"/>
+          <w:numId w:val="1007"/>
+        </w:numPr>
+        <w:pStyle w:val="Compact"/>
+      </w:pPr>
+      <w:r>
+        <w:t xml:space="preserve">☒ Vertiefungs-Lernkontrollen klar gekennzeichnet</w:t>
+      </w:r>
+    </w:p>
+    <w:p>
+      <w:pPr>
+        <w:numPr>
+          <w:ilvl w:val="0"/>
+          <w:numId w:val="1007"/>
+        </w:numPr>
+        <w:pStyle w:val="Compact"/>
+      </w:pPr>
+      <w:r>
+        <w:t xml:space="preserve">☒ Präsentations-MDs inhaltlich an Lernwege angeglichen</w:t>
+      </w:r>
+    </w:p>
+    <w:p>
+      <w:pPr>
+        <w:numPr>
+          <w:ilvl w:val="0"/>
+          <w:numId w:val="1007"/>
+        </w:numPr>
+        <w:pStyle w:val="Compact"/>
+      </w:pPr>
+      <w:r>
+        <w:t xml:space="preserve">☐ PowerPoint-Dateien erstellen bzw. visuell prüfen</w:t>
+      </w:r>
+    </w:p>
+    <w:p>
+      <w:pPr>
         <w:pStyle w:val="FirstParagraph"/>
       </w:pPr>
       <w:r>
         <w:t xml:space="preserve">Die konkrete Jahresplanung kann Wiederholung, Leistungskontrollen und schulische Besonderheiten zusätzlich berücksichtigen.</w:t>
       </w:r>
     </w:p>
-    <w:bookmarkEnd w:id="46"/>
-    <w:bookmarkEnd w:id="47"/>
+    <w:bookmarkEnd w:id="54"/>
+    <w:bookmarkEnd w:id="55"/>
     <w:sectPr>
       <w:headerReference r:id="rId9" w:type="default"/>
       <w:footerReference r:id="rId11" w:type="default"/>
@@ -1353,7 +1807,7 @@
       <w:rPr>
         <w:sz w:val="16"/>
       </w:rPr>
-      <w:t>Unterrichtsmaterial Oberschule Sachsen · Version v0.4.0-444-gad95bb4-dirty · Build 18.08.2026</w:t>
+      <w:t>Unterrichtsmaterial Oberschule Sachsen · Version v0.4.0-490-g2532335-dirty · Build 18.08.2026</w:t>
     </w:r>
   </w:p>
 </w:ftr>
@@ -1858,18 +2312,6 @@
     <w:abstractNumId w:val="991"/>
   </w:num>
   <w:num w:numId="1002">
-    <w:abstractNumId w:val="991"/>
-  </w:num>
-  <w:num w:numId="1003">
-    <w:abstractNumId w:val="991"/>
-  </w:num>
-  <w:num w:numId="1004">
-    <w:abstractNumId w:val="991"/>
-  </w:num>
-  <w:num w:numId="1005">
-    <w:abstractNumId w:val="991"/>
-  </w:num>
-  <w:num w:numId="1006">
     <w:abstractNumId w:val="99411"/>
     <w:lvlOverride w:ilvl="0">
       <w:startOverride w:val="1"/>
@@ -1898,6 +2340,18 @@
     <w:lvlOverride w:ilvl="8">
       <w:startOverride w:val="1"/>
     </w:lvlOverride>
+  </w:num>
+  <w:num w:numId="1003">
+    <w:abstractNumId w:val="991"/>
+  </w:num>
+  <w:num w:numId="1004">
+    <w:abstractNumId w:val="991"/>
+  </w:num>
+  <w:num w:numId="1005">
+    <w:abstractNumId w:val="991"/>
+  </w:num>
+  <w:num w:numId="1006">
+    <w:abstractNumId w:val="991"/>
   </w:num>
   <w:num w:numId="1007">
     <w:abstractNumId w:val="991"/>

--- a/Ausgabe/Klasse_9.docx
+++ b/Ausgabe/Klasse_9.docx
@@ -1807,7 +1807,7 @@
       <w:rPr>
         <w:sz w:val="16"/>
       </w:rPr>
-      <w:t>Unterrichtsmaterial Oberschule Sachsen · Version v0.4.0-490-g2532335-dirty · Build 18.08.2026</w:t>
+      <w:t>Unterrichtsmaterial Oberschule Sachsen · Version v0.4.0-521-gfaabf71-dirty · Build 19.08.2026</w:t>
     </w:r>
   </w:p>
 </w:ftr>

--- a/Ausgabe/Klasse_9.docx
+++ b/Ausgabe/Klasse_9.docx
@@ -1807,7 +1807,7 @@
       <w:rPr>
         <w:sz w:val="16"/>
       </w:rPr>
-      <w:t>Unterrichtsmaterial Oberschule Sachsen · Version v0.4.0-490-g2532335-dirty · Build 18.08.2026</w:t>
+      <w:t>Unterrichtsmaterial Oberschule Sachsen · Version v0.4.0-521-g87c4bcc-dirty · Build 19.08.2026</w:t>
     </w:r>
   </w:p>
 </w:ftr>

--- a/Ausgabe/Klasse_9.docx
+++ b/Ausgabe/Klasse_9.docx
@@ -1807,7 +1807,7 @@
       <w:rPr>
         <w:sz w:val="16"/>
       </w:rPr>
-      <w:t>Unterrichtsmaterial Oberschule Sachsen · Version v0.4.0-521-g87c4bcc-dirty · Build 19.08.2026</w:t>
+      <w:t>Unterrichtsmaterial Oberschule Sachsen · Version v0.4.0-527-gca6ed1b-dirty · Build 19.08.2026</w:t>
     </w:r>
   </w:p>
 </w:ftr>

--- a/Ausgabe/Klasse_9.docx
+++ b/Ausgabe/Klasse_9.docx
@@ -1807,7 +1807,7 @@
       <w:rPr>
         <w:sz w:val="16"/>
       </w:rPr>
-      <w:t>Unterrichtsmaterial Oberschule Sachsen · Version v0.4.0-527-gca6ed1b-dirty · Build 19.08.2026</w:t>
+      <w:t>Unterrichtsmaterial Oberschule Sachsen · Version v0.4.0-530-gbb43ae4-dirty · Build 20.08.2026</w:t>
     </w:r>
   </w:p>
 </w:ftr>

--- a/Ausgabe/Klasse_9.docx
+++ b/Ausgabe/Klasse_9.docx
@@ -1807,7 +1807,7 @@
       <w:rPr>
         <w:sz w:val="16"/>
       </w:rPr>
-      <w:t>Unterrichtsmaterial Oberschule Sachsen · Version v0.4.0-530-gbb43ae4-dirty · Build 20.08.2026</w:t>
+      <w:t>Unterrichtsmaterial Oberschule Sachsen · Version v0.4.0-534-gc09a6c6-dirty · Build 20.08.2026</w:t>
     </w:r>
   </w:p>
 </w:ftr>
